--- a/FSD MERN - Data Structures and Algorithms MARCH 2026 batch 1/FSD MERN - Data Structures and Algorithms - Day 2 - 22-03-2026.docx
+++ b/FSD MERN - Data Structures and Algorithms MARCH 2026 batch 1/FSD MERN - Data Structures and Algorithms - Day 2 - 22-03-2026.docx
@@ -84,23 +84,7 @@
           <w:sz w:val="28"/>
           <w:szCs w:val="28"/>
         </w:rPr>
-        <w:t xml:space="preserve">Objects: object is type of reference or </w:t>
-      </w:r>
-      <w:proofErr w:type="spellStart"/>
-      <w:r>
-        <w:rPr>
-          <w:sz w:val="28"/>
-          <w:szCs w:val="28"/>
-        </w:rPr>
-        <w:t>non primitive</w:t>
-      </w:r>
-      <w:proofErr w:type="spellEnd"/>
-      <w:r>
-        <w:rPr>
-          <w:sz w:val="28"/>
-          <w:szCs w:val="28"/>
-        </w:rPr>
-        <w:t xml:space="preserve"> data structure which allow to store more than one value of different types as well as function/methods. </w:t>
+        <w:t xml:space="preserve">Objects: object is type of reference or non primitive data structure which allow to store more than one value of different types as well as function/methods. </w:t>
       </w:r>
     </w:p>
     <w:p>
@@ -131,6 +115,1358 @@
           <w:szCs w:val="28"/>
         </w:rPr>
         <w:t xml:space="preserve">Class : class is user defined data types help to store different value as well as function/methods. </w:t>
+      </w:r>
+    </w:p>
+    <w:p>
+      <w:pPr>
+        <w:rPr>
+          <w:sz w:val="28"/>
+          <w:szCs w:val="28"/>
+        </w:rPr>
+      </w:pPr>
+    </w:p>
+    <w:p>
+      <w:pPr>
+        <w:rPr>
+          <w:sz w:val="28"/>
+          <w:szCs w:val="28"/>
+        </w:rPr>
+      </w:pPr>
+      <w:r>
+        <w:rPr>
+          <w:sz w:val="28"/>
+          <w:szCs w:val="28"/>
+        </w:rPr>
+        <w:t xml:space="preserve">Few array functionality </w:t>
+      </w:r>
+    </w:p>
+    <w:p>
+      <w:pPr>
+        <w:rPr>
+          <w:sz w:val="28"/>
+          <w:szCs w:val="28"/>
+        </w:rPr>
+      </w:pPr>
+    </w:p>
+    <w:p>
+      <w:pPr>
+        <w:rPr>
+          <w:b/>
+          <w:bCs/>
+          <w:sz w:val="28"/>
+          <w:szCs w:val="28"/>
+        </w:rPr>
+      </w:pPr>
+      <w:r>
+        <w:rPr>
+          <w:b/>
+          <w:bCs/>
+          <w:sz w:val="28"/>
+          <w:szCs w:val="28"/>
+        </w:rPr>
+        <w:t>1. Get all employee names (map)</w:t>
+      </w:r>
+    </w:p>
+    <w:p>
+      <w:pPr>
+        <w:rPr>
+          <w:sz w:val="28"/>
+          <w:szCs w:val="28"/>
+        </w:rPr>
+      </w:pPr>
+      <w:r>
+        <w:rPr>
+          <w:sz w:val="28"/>
+          <w:szCs w:val="28"/>
+        </w:rPr>
+        <w:t>let names = employees.map(emp =&gt; emp.name);</w:t>
+      </w:r>
+      <w:r>
+        <w:rPr>
+          <w:sz w:val="28"/>
+          <w:szCs w:val="28"/>
+        </w:rPr>
+        <w:br/>
+        <w:t>console.log(names);</w:t>
+      </w:r>
+    </w:p>
+    <w:p>
+      <w:pPr>
+        <w:rPr>
+          <w:sz w:val="28"/>
+          <w:szCs w:val="28"/>
+        </w:rPr>
+      </w:pPr>
+      <w:r>
+        <w:rPr>
+          <w:sz w:val="28"/>
+          <w:szCs w:val="28"/>
+        </w:rPr>
+        <w:pict w14:anchorId="3C234D24">
+          <v:rect id="_x0000_i1115" style="width:0;height:1.5pt" o:hralign="center" o:hrstd="t" o:hr="t" fillcolor="#a0a0a0" stroked="f"/>
+        </w:pict>
+      </w:r>
+    </w:p>
+    <w:p>
+      <w:pPr>
+        <w:rPr>
+          <w:b/>
+          <w:bCs/>
+          <w:sz w:val="28"/>
+          <w:szCs w:val="28"/>
+        </w:rPr>
+      </w:pPr>
+      <w:r>
+        <w:rPr>
+          <w:rFonts w:ascii="Segoe UI Emoji" w:hAnsi="Segoe UI Emoji" w:cs="Segoe UI Emoji"/>
+          <w:b/>
+          <w:bCs/>
+          <w:sz w:val="28"/>
+          <w:szCs w:val="28"/>
+        </w:rPr>
+        <w:t>✅</w:t>
+      </w:r>
+      <w:r>
+        <w:rPr>
+          <w:b/>
+          <w:bCs/>
+          <w:sz w:val="28"/>
+          <w:szCs w:val="28"/>
+        </w:rPr>
+        <w:t xml:space="preserve"> 2. Filter active employees</w:t>
+      </w:r>
+    </w:p>
+    <w:p>
+      <w:pPr>
+        <w:rPr>
+          <w:sz w:val="28"/>
+          <w:szCs w:val="28"/>
+        </w:rPr>
+      </w:pPr>
+      <w:r>
+        <w:rPr>
+          <w:sz w:val="28"/>
+          <w:szCs w:val="28"/>
+        </w:rPr>
+        <w:t>let activeEmployees = employees.filter(emp =&gt; emp.isActive);</w:t>
+      </w:r>
+      <w:r>
+        <w:rPr>
+          <w:sz w:val="28"/>
+          <w:szCs w:val="28"/>
+        </w:rPr>
+        <w:br/>
+        <w:t>console.log(activeEmployees);</w:t>
+      </w:r>
+    </w:p>
+    <w:p>
+      <w:pPr>
+        <w:rPr>
+          <w:sz w:val="28"/>
+          <w:szCs w:val="28"/>
+        </w:rPr>
+      </w:pPr>
+      <w:r>
+        <w:rPr>
+          <w:sz w:val="28"/>
+          <w:szCs w:val="28"/>
+        </w:rPr>
+        <w:pict w14:anchorId="315338AB">
+          <v:rect id="_x0000_i1116" style="width:0;height:1.5pt" o:hralign="center" o:hrstd="t" o:hr="t" fillcolor="#a0a0a0" stroked="f"/>
+        </w:pict>
+      </w:r>
+    </w:p>
+    <w:p>
+      <w:pPr>
+        <w:rPr>
+          <w:b/>
+          <w:bCs/>
+          <w:sz w:val="28"/>
+          <w:szCs w:val="28"/>
+        </w:rPr>
+      </w:pPr>
+      <w:r>
+        <w:rPr>
+          <w:rFonts w:ascii="Segoe UI Emoji" w:hAnsi="Segoe UI Emoji" w:cs="Segoe UI Emoji"/>
+          <w:b/>
+          <w:bCs/>
+          <w:sz w:val="28"/>
+          <w:szCs w:val="28"/>
+        </w:rPr>
+        <w:t>✅</w:t>
+      </w:r>
+      <w:r>
+        <w:rPr>
+          <w:b/>
+          <w:bCs/>
+          <w:sz w:val="28"/>
+          <w:szCs w:val="28"/>
+        </w:rPr>
+        <w:t xml:space="preserve"> 3. Find employee by ID</w:t>
+      </w:r>
+    </w:p>
+    <w:p>
+      <w:pPr>
+        <w:rPr>
+          <w:sz w:val="28"/>
+          <w:szCs w:val="28"/>
+        </w:rPr>
+      </w:pPr>
+      <w:r>
+        <w:rPr>
+          <w:sz w:val="28"/>
+          <w:szCs w:val="28"/>
+        </w:rPr>
+        <w:t>let emp = employees.find(emp =&gt; emp.id === 103);</w:t>
+      </w:r>
+      <w:r>
+        <w:rPr>
+          <w:sz w:val="28"/>
+          <w:szCs w:val="28"/>
+        </w:rPr>
+        <w:br/>
+        <w:t>console.log(emp);</w:t>
+      </w:r>
+    </w:p>
+    <w:p>
+      <w:pPr>
+        <w:rPr>
+          <w:sz w:val="28"/>
+          <w:szCs w:val="28"/>
+        </w:rPr>
+      </w:pPr>
+      <w:r>
+        <w:rPr>
+          <w:sz w:val="28"/>
+          <w:szCs w:val="28"/>
+        </w:rPr>
+        <w:pict w14:anchorId="60B1C2BF">
+          <v:rect id="_x0000_i1117" style="width:0;height:1.5pt" o:hralign="center" o:hrstd="t" o:hr="t" fillcolor="#a0a0a0" stroked="f"/>
+        </w:pict>
+      </w:r>
+    </w:p>
+    <w:p>
+      <w:pPr>
+        <w:rPr>
+          <w:b/>
+          <w:bCs/>
+          <w:sz w:val="28"/>
+          <w:szCs w:val="28"/>
+        </w:rPr>
+      </w:pPr>
+      <w:r>
+        <w:rPr>
+          <w:rFonts w:ascii="Segoe UI Emoji" w:hAnsi="Segoe UI Emoji" w:cs="Segoe UI Emoji"/>
+          <w:b/>
+          <w:bCs/>
+          <w:sz w:val="28"/>
+          <w:szCs w:val="28"/>
+        </w:rPr>
+        <w:t>✅</w:t>
+      </w:r>
+      <w:r>
+        <w:rPr>
+          <w:b/>
+          <w:bCs/>
+          <w:sz w:val="28"/>
+          <w:szCs w:val="28"/>
+        </w:rPr>
+        <w:t xml:space="preserve"> 4. Check if any employee age &gt; 30 (some)</w:t>
+      </w:r>
+    </w:p>
+    <w:p>
+      <w:pPr>
+        <w:rPr>
+          <w:sz w:val="28"/>
+          <w:szCs w:val="28"/>
+        </w:rPr>
+      </w:pPr>
+      <w:r>
+        <w:rPr>
+          <w:sz w:val="28"/>
+          <w:szCs w:val="28"/>
+        </w:rPr>
+        <w:lastRenderedPageBreak/>
+        <w:t>let isAnyAbove30 = employees.some(emp =&gt; emp.age &gt; 30);</w:t>
+      </w:r>
+      <w:r>
+        <w:rPr>
+          <w:sz w:val="28"/>
+          <w:szCs w:val="28"/>
+        </w:rPr>
+        <w:br/>
+        <w:t>console.log(isAnyAbove30);</w:t>
+      </w:r>
+    </w:p>
+    <w:p>
+      <w:pPr>
+        <w:rPr>
+          <w:sz w:val="28"/>
+          <w:szCs w:val="28"/>
+        </w:rPr>
+      </w:pPr>
+      <w:r>
+        <w:rPr>
+          <w:sz w:val="28"/>
+          <w:szCs w:val="28"/>
+        </w:rPr>
+        <w:pict w14:anchorId="1E89164B">
+          <v:rect id="_x0000_i1118" style="width:0;height:1.5pt" o:hralign="center" o:hrstd="t" o:hr="t" fillcolor="#a0a0a0" stroked="f"/>
+        </w:pict>
+      </w:r>
+    </w:p>
+    <w:p>
+      <w:pPr>
+        <w:rPr>
+          <w:b/>
+          <w:bCs/>
+          <w:sz w:val="28"/>
+          <w:szCs w:val="28"/>
+        </w:rPr>
+      </w:pPr>
+      <w:r>
+        <w:rPr>
+          <w:rFonts w:ascii="Segoe UI Emoji" w:hAnsi="Segoe UI Emoji" w:cs="Segoe UI Emoji"/>
+          <w:b/>
+          <w:bCs/>
+          <w:sz w:val="28"/>
+          <w:szCs w:val="28"/>
+        </w:rPr>
+        <w:t>✅</w:t>
+      </w:r>
+      <w:r>
+        <w:rPr>
+          <w:b/>
+          <w:bCs/>
+          <w:sz w:val="28"/>
+          <w:szCs w:val="28"/>
+        </w:rPr>
+        <w:t xml:space="preserve"> 5. Check if all employees are active (every)</w:t>
+      </w:r>
+    </w:p>
+    <w:p>
+      <w:pPr>
+        <w:rPr>
+          <w:sz w:val="28"/>
+          <w:szCs w:val="28"/>
+        </w:rPr>
+      </w:pPr>
+      <w:r>
+        <w:rPr>
+          <w:sz w:val="28"/>
+          <w:szCs w:val="28"/>
+        </w:rPr>
+        <w:t>let allActive = employees.every(emp =&gt; emp.isActive);</w:t>
+      </w:r>
+      <w:r>
+        <w:rPr>
+          <w:sz w:val="28"/>
+          <w:szCs w:val="28"/>
+        </w:rPr>
+        <w:br/>
+        <w:t>console.log(allActive);</w:t>
+      </w:r>
+    </w:p>
+    <w:p>
+      <w:pPr>
+        <w:rPr>
+          <w:sz w:val="28"/>
+          <w:szCs w:val="28"/>
+        </w:rPr>
+      </w:pPr>
+      <w:r>
+        <w:rPr>
+          <w:sz w:val="28"/>
+          <w:szCs w:val="28"/>
+        </w:rPr>
+        <w:pict w14:anchorId="0C290D39">
+          <v:rect id="_x0000_i1119" style="width:0;height:1.5pt" o:hralign="center" o:hrstd="t" o:hr="t" fillcolor="#a0a0a0" stroked="f"/>
+        </w:pict>
+      </w:r>
+    </w:p>
+    <w:p>
+      <w:pPr>
+        <w:rPr>
+          <w:b/>
+          <w:bCs/>
+          <w:sz w:val="28"/>
+          <w:szCs w:val="28"/>
+        </w:rPr>
+      </w:pPr>
+      <w:r>
+        <w:rPr>
+          <w:rFonts w:ascii="Segoe UI Emoji" w:hAnsi="Segoe UI Emoji" w:cs="Segoe UI Emoji"/>
+          <w:b/>
+          <w:bCs/>
+          <w:sz w:val="28"/>
+          <w:szCs w:val="28"/>
+        </w:rPr>
+        <w:t>✅</w:t>
+      </w:r>
+      <w:r>
+        <w:rPr>
+          <w:b/>
+          <w:bCs/>
+          <w:sz w:val="28"/>
+          <w:szCs w:val="28"/>
+        </w:rPr>
+        <w:t xml:space="preserve"> 6. Add new employee (push)</w:t>
+      </w:r>
+    </w:p>
+    <w:p>
+      <w:pPr>
+        <w:rPr>
+          <w:sz w:val="28"/>
+          <w:szCs w:val="28"/>
+        </w:rPr>
+      </w:pPr>
+      <w:r>
+        <w:rPr>
+          <w:sz w:val="28"/>
+          <w:szCs w:val="28"/>
+        </w:rPr>
+        <w:t>employees.push({</w:t>
+      </w:r>
+      <w:r>
+        <w:rPr>
+          <w:sz w:val="28"/>
+          <w:szCs w:val="28"/>
+        </w:rPr>
+        <w:br/>
+        <w:t xml:space="preserve">  id: 110,</w:t>
+      </w:r>
+      <w:r>
+        <w:rPr>
+          <w:sz w:val="28"/>
+          <w:szCs w:val="28"/>
+        </w:rPr>
+        <w:br/>
+        <w:t xml:space="preserve">  name: "Arjun",</w:t>
+      </w:r>
+      <w:r>
+        <w:rPr>
+          <w:sz w:val="28"/>
+          <w:szCs w:val="28"/>
+        </w:rPr>
+        <w:br/>
+        <w:t xml:space="preserve">  age: 26,</w:t>
+      </w:r>
+      <w:r>
+        <w:rPr>
+          <w:sz w:val="28"/>
+          <w:szCs w:val="28"/>
+        </w:rPr>
+        <w:br/>
+        <w:t xml:space="preserve">  isActive: true,</w:t>
+      </w:r>
+      <w:r>
+        <w:rPr>
+          <w:sz w:val="28"/>
+          <w:szCs w:val="28"/>
+        </w:rPr>
+        <w:br/>
+        <w:t xml:space="preserve">  skillSet: ["Java", "Microservices"],</w:t>
+      </w:r>
+      <w:r>
+        <w:rPr>
+          <w:sz w:val="28"/>
+          <w:szCs w:val="28"/>
+        </w:rPr>
+        <w:br/>
+        <w:t xml:space="preserve">  address: { city: "Mysore", state: "Kar" }</w:t>
+      </w:r>
+      <w:r>
+        <w:rPr>
+          <w:sz w:val="28"/>
+          <w:szCs w:val="28"/>
+        </w:rPr>
+        <w:br/>
+        <w:t>});</w:t>
+      </w:r>
+      <w:r>
+        <w:rPr>
+          <w:sz w:val="28"/>
+          <w:szCs w:val="28"/>
+        </w:rPr>
+        <w:br/>
+      </w:r>
+      <w:r>
+        <w:rPr>
+          <w:sz w:val="28"/>
+          <w:szCs w:val="28"/>
+        </w:rPr>
+        <w:br/>
+        <w:t>console.log(employees);</w:t>
+      </w:r>
+    </w:p>
+    <w:p>
+      <w:pPr>
+        <w:rPr>
+          <w:sz w:val="28"/>
+          <w:szCs w:val="28"/>
+        </w:rPr>
+      </w:pPr>
+      <w:r>
+        <w:rPr>
+          <w:sz w:val="28"/>
+          <w:szCs w:val="28"/>
+        </w:rPr>
+        <w:pict w14:anchorId="1DECEC3F">
+          <v:rect id="_x0000_i1120" style="width:0;height:1.5pt" o:hralign="center" o:hrstd="t" o:hr="t" fillcolor="#a0a0a0" stroked="f"/>
+        </w:pict>
+      </w:r>
+    </w:p>
+    <w:p>
+      <w:pPr>
+        <w:rPr>
+          <w:b/>
+          <w:bCs/>
+          <w:sz w:val="28"/>
+          <w:szCs w:val="28"/>
+        </w:rPr>
+      </w:pPr>
+      <w:r>
+        <w:rPr>
+          <w:rFonts w:ascii="Segoe UI Emoji" w:hAnsi="Segoe UI Emoji" w:cs="Segoe UI Emoji"/>
+          <w:b/>
+          <w:bCs/>
+          <w:sz w:val="28"/>
+          <w:szCs w:val="28"/>
+        </w:rPr>
+        <w:t>✅</w:t>
+      </w:r>
+      <w:r>
+        <w:rPr>
+          <w:b/>
+          <w:bCs/>
+          <w:sz w:val="28"/>
+          <w:szCs w:val="28"/>
+        </w:rPr>
+        <w:t xml:space="preserve"> 7. Remove last employee (pop)</w:t>
+      </w:r>
+    </w:p>
+    <w:p>
+      <w:pPr>
+        <w:rPr>
+          <w:sz w:val="28"/>
+          <w:szCs w:val="28"/>
+        </w:rPr>
+      </w:pPr>
+      <w:r>
+        <w:rPr>
+          <w:sz w:val="28"/>
+          <w:szCs w:val="28"/>
+        </w:rPr>
+        <w:t>employees.pop();</w:t>
+      </w:r>
+      <w:r>
+        <w:rPr>
+          <w:sz w:val="28"/>
+          <w:szCs w:val="28"/>
+        </w:rPr>
+        <w:br/>
+        <w:t>console.log(employees);</w:t>
+      </w:r>
+    </w:p>
+    <w:p>
+      <w:pPr>
+        <w:rPr>
+          <w:sz w:val="28"/>
+          <w:szCs w:val="28"/>
+        </w:rPr>
+      </w:pPr>
+      <w:r>
+        <w:rPr>
+          <w:sz w:val="28"/>
+          <w:szCs w:val="28"/>
+        </w:rPr>
+        <w:pict w14:anchorId="252FEAA1">
+          <v:rect id="_x0000_i1121" style="width:0;height:1.5pt" o:hralign="center" o:hrstd="t" o:hr="t" fillcolor="#a0a0a0" stroked="f"/>
+        </w:pict>
+      </w:r>
+    </w:p>
+    <w:p>
+      <w:pPr>
+        <w:rPr>
+          <w:b/>
+          <w:bCs/>
+          <w:sz w:val="28"/>
+          <w:szCs w:val="28"/>
+        </w:rPr>
+      </w:pPr>
+      <w:r>
+        <w:rPr>
+          <w:rFonts w:ascii="Segoe UI Emoji" w:hAnsi="Segoe UI Emoji" w:cs="Segoe UI Emoji"/>
+          <w:b/>
+          <w:bCs/>
+          <w:sz w:val="28"/>
+          <w:szCs w:val="28"/>
+        </w:rPr>
+        <w:t>✅</w:t>
+      </w:r>
+      <w:r>
+        <w:rPr>
+          <w:b/>
+          <w:bCs/>
+          <w:sz w:val="28"/>
+          <w:szCs w:val="28"/>
+        </w:rPr>
+        <w:t xml:space="preserve"> 8. Update employee (map)</w:t>
+      </w:r>
+    </w:p>
+    <w:p>
+      <w:pPr>
+        <w:rPr>
+          <w:sz w:val="28"/>
+          <w:szCs w:val="28"/>
+        </w:rPr>
+      </w:pPr>
+      <w:r>
+        <w:rPr>
+          <w:rFonts w:ascii="Segoe UI Emoji" w:hAnsi="Segoe UI Emoji" w:cs="Segoe UI Emoji"/>
+          <w:sz w:val="28"/>
+          <w:szCs w:val="28"/>
+        </w:rPr>
+        <w:t>👉</w:t>
+      </w:r>
+      <w:r>
+        <w:rPr>
+          <w:sz w:val="28"/>
+          <w:szCs w:val="28"/>
+        </w:rPr>
+        <w:t xml:space="preserve"> Example: Update age of id = 102</w:t>
+      </w:r>
+    </w:p>
+    <w:p>
+      <w:pPr>
+        <w:rPr>
+          <w:sz w:val="28"/>
+          <w:szCs w:val="28"/>
+        </w:rPr>
+      </w:pPr>
+      <w:r>
+        <w:rPr>
+          <w:sz w:val="28"/>
+          <w:szCs w:val="28"/>
+        </w:rPr>
+        <w:t xml:space="preserve">employees = employees.map(emp =&gt; </w:t>
+      </w:r>
+      <w:r>
+        <w:rPr>
+          <w:sz w:val="28"/>
+          <w:szCs w:val="28"/>
+        </w:rPr>
+        <w:br/>
+        <w:t xml:space="preserve">  emp.id === 102 ? { ...emp, age: 35 } : emp</w:t>
+      </w:r>
+      <w:r>
+        <w:rPr>
+          <w:sz w:val="28"/>
+          <w:szCs w:val="28"/>
+        </w:rPr>
+        <w:br/>
+        <w:t>);</w:t>
+      </w:r>
+      <w:r>
+        <w:rPr>
+          <w:sz w:val="28"/>
+          <w:szCs w:val="28"/>
+        </w:rPr>
+        <w:br/>
+      </w:r>
+      <w:r>
+        <w:rPr>
+          <w:sz w:val="28"/>
+          <w:szCs w:val="28"/>
+        </w:rPr>
+        <w:lastRenderedPageBreak/>
+        <w:br/>
+        <w:t>console.log(employees);</w:t>
+      </w:r>
+    </w:p>
+    <w:p>
+      <w:pPr>
+        <w:rPr>
+          <w:sz w:val="28"/>
+          <w:szCs w:val="28"/>
+        </w:rPr>
+      </w:pPr>
+      <w:r>
+        <w:rPr>
+          <w:sz w:val="28"/>
+          <w:szCs w:val="28"/>
+        </w:rPr>
+        <w:pict w14:anchorId="3A48EFBD">
+          <v:rect id="_x0000_i1122" style="width:0;height:1.5pt" o:hralign="center" o:hrstd="t" o:hr="t" fillcolor="#a0a0a0" stroked="f"/>
+        </w:pict>
+      </w:r>
+    </w:p>
+    <w:p>
+      <w:pPr>
+        <w:rPr>
+          <w:b/>
+          <w:bCs/>
+          <w:sz w:val="28"/>
+          <w:szCs w:val="28"/>
+        </w:rPr>
+      </w:pPr>
+      <w:r>
+        <w:rPr>
+          <w:rFonts w:ascii="Segoe UI Emoji" w:hAnsi="Segoe UI Emoji" w:cs="Segoe UI Emoji"/>
+          <w:b/>
+          <w:bCs/>
+          <w:sz w:val="28"/>
+          <w:szCs w:val="28"/>
+        </w:rPr>
+        <w:t>✅</w:t>
+      </w:r>
+      <w:r>
+        <w:rPr>
+          <w:b/>
+          <w:bCs/>
+          <w:sz w:val="28"/>
+          <w:szCs w:val="28"/>
+        </w:rPr>
+        <w:t xml:space="preserve"> 9. Delete employee by ID (filter)</w:t>
+      </w:r>
+    </w:p>
+    <w:p>
+      <w:pPr>
+        <w:rPr>
+          <w:sz w:val="28"/>
+          <w:szCs w:val="28"/>
+        </w:rPr>
+      </w:pPr>
+      <w:r>
+        <w:rPr>
+          <w:sz w:val="28"/>
+          <w:szCs w:val="28"/>
+        </w:rPr>
+        <w:t>employees = employees.filter(emp =&gt; emp.id !== 101);</w:t>
+      </w:r>
+      <w:r>
+        <w:rPr>
+          <w:sz w:val="28"/>
+          <w:szCs w:val="28"/>
+        </w:rPr>
+        <w:br/>
+        <w:t>console.log(employees);</w:t>
+      </w:r>
+    </w:p>
+    <w:p>
+      <w:pPr>
+        <w:rPr>
+          <w:sz w:val="28"/>
+          <w:szCs w:val="28"/>
+        </w:rPr>
+      </w:pPr>
+      <w:r>
+        <w:rPr>
+          <w:sz w:val="28"/>
+          <w:szCs w:val="28"/>
+        </w:rPr>
+        <w:pict w14:anchorId="1B2209EB">
+          <v:rect id="_x0000_i1123" style="width:0;height:1.5pt" o:hralign="center" o:hrstd="t" o:hr="t" fillcolor="#a0a0a0" stroked="f"/>
+        </w:pict>
+      </w:r>
+    </w:p>
+    <w:p>
+      <w:pPr>
+        <w:rPr>
+          <w:b/>
+          <w:bCs/>
+          <w:sz w:val="28"/>
+          <w:szCs w:val="28"/>
+        </w:rPr>
+      </w:pPr>
+      <w:r>
+        <w:rPr>
+          <w:rFonts w:ascii="Segoe UI Emoji" w:hAnsi="Segoe UI Emoji" w:cs="Segoe UI Emoji"/>
+          <w:b/>
+          <w:bCs/>
+          <w:sz w:val="28"/>
+          <w:szCs w:val="28"/>
+        </w:rPr>
+        <w:t>✅</w:t>
+      </w:r>
+      <w:r>
+        <w:rPr>
+          <w:b/>
+          <w:bCs/>
+          <w:sz w:val="28"/>
+          <w:szCs w:val="28"/>
+        </w:rPr>
+        <w:t xml:space="preserve"> 10. Sort employees by age</w:t>
+      </w:r>
+    </w:p>
+    <w:p>
+      <w:pPr>
+        <w:rPr>
+          <w:sz w:val="28"/>
+          <w:szCs w:val="28"/>
+        </w:rPr>
+      </w:pPr>
+      <w:r>
+        <w:rPr>
+          <w:sz w:val="28"/>
+          <w:szCs w:val="28"/>
+        </w:rPr>
+        <w:t>let sortedByAge = [...employees].sort((a, b) =&gt; a.age - b.age);</w:t>
+      </w:r>
+      <w:r>
+        <w:rPr>
+          <w:sz w:val="28"/>
+          <w:szCs w:val="28"/>
+        </w:rPr>
+        <w:br/>
+        <w:t>console.log(sortedByAge);</w:t>
+      </w:r>
+    </w:p>
+    <w:p>
+      <w:pPr>
+        <w:rPr>
+          <w:sz w:val="28"/>
+          <w:szCs w:val="28"/>
+        </w:rPr>
+      </w:pPr>
+      <w:r>
+        <w:rPr>
+          <w:sz w:val="28"/>
+          <w:szCs w:val="28"/>
+        </w:rPr>
+        <w:pict w14:anchorId="03E33133">
+          <v:rect id="_x0000_i1124" style="width:0;height:1.5pt" o:hralign="center" o:hrstd="t" o:hr="t" fillcolor="#a0a0a0" stroked="f"/>
+        </w:pict>
+      </w:r>
+    </w:p>
+    <w:p>
+      <w:pPr>
+        <w:rPr>
+          <w:b/>
+          <w:bCs/>
+          <w:sz w:val="28"/>
+          <w:szCs w:val="28"/>
+        </w:rPr>
+      </w:pPr>
+      <w:r>
+        <w:rPr>
+          <w:rFonts w:ascii="Segoe UI Emoji" w:hAnsi="Segoe UI Emoji" w:cs="Segoe UI Emoji"/>
+          <w:b/>
+          <w:bCs/>
+          <w:sz w:val="28"/>
+          <w:szCs w:val="28"/>
+        </w:rPr>
+        <w:t>✅</w:t>
+      </w:r>
+      <w:r>
+        <w:rPr>
+          <w:b/>
+          <w:bCs/>
+          <w:sz w:val="28"/>
+          <w:szCs w:val="28"/>
+        </w:rPr>
+        <w:t xml:space="preserve"> 11. Get total age (reduce)</w:t>
+      </w:r>
+    </w:p>
+    <w:p>
+      <w:pPr>
+        <w:rPr>
+          <w:sz w:val="28"/>
+          <w:szCs w:val="28"/>
+        </w:rPr>
+      </w:pPr>
+      <w:r>
+        <w:rPr>
+          <w:sz w:val="28"/>
+          <w:szCs w:val="28"/>
+        </w:rPr>
+        <w:t>let totalAge = employees.reduce((sum, emp) =&gt; sum + emp.age, 0);</w:t>
+      </w:r>
+      <w:r>
+        <w:rPr>
+          <w:sz w:val="28"/>
+          <w:szCs w:val="28"/>
+        </w:rPr>
+        <w:br/>
+        <w:t>console.log(totalAge);</w:t>
+      </w:r>
+    </w:p>
+    <w:p>
+      <w:pPr>
+        <w:rPr>
+          <w:sz w:val="28"/>
+          <w:szCs w:val="28"/>
+        </w:rPr>
+      </w:pPr>
+      <w:r>
+        <w:rPr>
+          <w:sz w:val="28"/>
+          <w:szCs w:val="28"/>
+        </w:rPr>
+        <w:pict w14:anchorId="3DE3272D">
+          <v:rect id="_x0000_i1125" style="width:0;height:1.5pt" o:hralign="center" o:hrstd="t" o:hr="t" fillcolor="#a0a0a0" stroked="f"/>
+        </w:pict>
+      </w:r>
+    </w:p>
+    <w:p>
+      <w:pPr>
+        <w:rPr>
+          <w:b/>
+          <w:bCs/>
+          <w:sz w:val="28"/>
+          <w:szCs w:val="28"/>
+        </w:rPr>
+      </w:pPr>
+      <w:r>
+        <w:rPr>
+          <w:rFonts w:ascii="Segoe UI Emoji" w:hAnsi="Segoe UI Emoji" w:cs="Segoe UI Emoji"/>
+          <w:b/>
+          <w:bCs/>
+          <w:sz w:val="28"/>
+          <w:szCs w:val="28"/>
+        </w:rPr>
+        <w:t>✅</w:t>
+      </w:r>
+      <w:r>
+        <w:rPr>
+          <w:b/>
+          <w:bCs/>
+          <w:sz w:val="28"/>
+          <w:szCs w:val="28"/>
+        </w:rPr>
+        <w:t xml:space="preserve"> 12. Group employees by state</w:t>
+      </w:r>
+    </w:p>
+    <w:p>
+      <w:pPr>
+        <w:rPr>
+          <w:sz w:val="28"/>
+          <w:szCs w:val="28"/>
+        </w:rPr>
+      </w:pPr>
+      <w:r>
+        <w:rPr>
+          <w:sz w:val="28"/>
+          <w:szCs w:val="28"/>
+        </w:rPr>
+        <w:t>let groupByState = employees.reduce((acc, emp) =&gt; {</w:t>
+      </w:r>
+      <w:r>
+        <w:rPr>
+          <w:sz w:val="28"/>
+          <w:szCs w:val="28"/>
+        </w:rPr>
+        <w:br/>
+        <w:t xml:space="preserve">  let state = emp.address.state;</w:t>
+      </w:r>
+      <w:r>
+        <w:rPr>
+          <w:sz w:val="28"/>
+          <w:szCs w:val="28"/>
+        </w:rPr>
+        <w:br/>
+        <w:t xml:space="preserve">  if (!acc[state]) {</w:t>
+      </w:r>
+      <w:r>
+        <w:rPr>
+          <w:sz w:val="28"/>
+          <w:szCs w:val="28"/>
+        </w:rPr>
+        <w:br/>
+        <w:t xml:space="preserve">    acc[state] = [];</w:t>
+      </w:r>
+      <w:r>
+        <w:rPr>
+          <w:sz w:val="28"/>
+          <w:szCs w:val="28"/>
+        </w:rPr>
+        <w:br/>
+        <w:t xml:space="preserve">  }</w:t>
+      </w:r>
+      <w:r>
+        <w:rPr>
+          <w:sz w:val="28"/>
+          <w:szCs w:val="28"/>
+        </w:rPr>
+        <w:br/>
+        <w:t xml:space="preserve">  acc[state].push(emp);</w:t>
+      </w:r>
+      <w:r>
+        <w:rPr>
+          <w:sz w:val="28"/>
+          <w:szCs w:val="28"/>
+        </w:rPr>
+        <w:br/>
+        <w:t xml:space="preserve">  return acc;</w:t>
+      </w:r>
+      <w:r>
+        <w:rPr>
+          <w:sz w:val="28"/>
+          <w:szCs w:val="28"/>
+        </w:rPr>
+        <w:br/>
+        <w:t>}, {});</w:t>
+      </w:r>
+      <w:r>
+        <w:rPr>
+          <w:sz w:val="28"/>
+          <w:szCs w:val="28"/>
+        </w:rPr>
+        <w:br/>
+      </w:r>
+      <w:r>
+        <w:rPr>
+          <w:sz w:val="28"/>
+          <w:szCs w:val="28"/>
+        </w:rPr>
+        <w:br/>
+        <w:t>console.log(groupByState);</w:t>
+      </w:r>
+    </w:p>
+    <w:p>
+      <w:pPr>
+        <w:rPr>
+          <w:sz w:val="28"/>
+          <w:szCs w:val="28"/>
+        </w:rPr>
+      </w:pPr>
+      <w:r>
+        <w:rPr>
+          <w:sz w:val="28"/>
+          <w:szCs w:val="28"/>
+        </w:rPr>
+        <w:pict w14:anchorId="4E62C549">
+          <v:rect id="_x0000_i1126" style="width:0;height:1.5pt" o:hralign="center" o:hrstd="t" o:hr="t" fillcolor="#a0a0a0" stroked="f"/>
+        </w:pict>
+      </w:r>
+    </w:p>
+    <w:p>
+      <w:pPr>
+        <w:rPr>
+          <w:b/>
+          <w:bCs/>
+          <w:sz w:val="28"/>
+          <w:szCs w:val="28"/>
+        </w:rPr>
+      </w:pPr>
+      <w:r>
+        <w:rPr>
+          <w:rFonts w:ascii="Segoe UI Emoji" w:hAnsi="Segoe UI Emoji" w:cs="Segoe UI Emoji"/>
+          <w:b/>
+          <w:bCs/>
+          <w:sz w:val="28"/>
+          <w:szCs w:val="28"/>
+        </w:rPr>
+        <w:t>✅</w:t>
+      </w:r>
+      <w:r>
+        <w:rPr>
+          <w:b/>
+          <w:bCs/>
+          <w:sz w:val="28"/>
+          <w:szCs w:val="28"/>
+        </w:rPr>
+        <w:t xml:space="preserve"> 13. Flatten all skills</w:t>
+      </w:r>
+    </w:p>
+    <w:p>
+      <w:pPr>
+        <w:rPr>
+          <w:sz w:val="28"/>
+          <w:szCs w:val="28"/>
+        </w:rPr>
+      </w:pPr>
+      <w:r>
+        <w:rPr>
+          <w:sz w:val="28"/>
+          <w:szCs w:val="28"/>
+        </w:rPr>
+        <w:lastRenderedPageBreak/>
+        <w:t>let allSkills = employees.flatMap(emp =&gt; emp.skillSet);</w:t>
+      </w:r>
+      <w:r>
+        <w:rPr>
+          <w:sz w:val="28"/>
+          <w:szCs w:val="28"/>
+        </w:rPr>
+        <w:br/>
+        <w:t>console.log(allSkills);</w:t>
+      </w:r>
+    </w:p>
+    <w:p>
+      <w:pPr>
+        <w:rPr>
+          <w:sz w:val="28"/>
+          <w:szCs w:val="28"/>
+        </w:rPr>
+      </w:pPr>
+      <w:r>
+        <w:rPr>
+          <w:sz w:val="28"/>
+          <w:szCs w:val="28"/>
+        </w:rPr>
+        <w:pict w14:anchorId="3E37567D">
+          <v:rect id="_x0000_i1127" style="width:0;height:1.5pt" o:hralign="center" o:hrstd="t" o:hr="t" fillcolor="#a0a0a0" stroked="f"/>
+        </w:pict>
+      </w:r>
+    </w:p>
+    <w:p>
+      <w:pPr>
+        <w:rPr>
+          <w:b/>
+          <w:bCs/>
+          <w:sz w:val="28"/>
+          <w:szCs w:val="28"/>
+        </w:rPr>
+      </w:pPr>
+      <w:r>
+        <w:rPr>
+          <w:rFonts w:ascii="Segoe UI Emoji" w:hAnsi="Segoe UI Emoji" w:cs="Segoe UI Emoji"/>
+          <w:b/>
+          <w:bCs/>
+          <w:sz w:val="28"/>
+          <w:szCs w:val="28"/>
+        </w:rPr>
+        <w:t>✅</w:t>
+      </w:r>
+      <w:r>
+        <w:rPr>
+          <w:b/>
+          <w:bCs/>
+          <w:sz w:val="28"/>
+          <w:szCs w:val="28"/>
+        </w:rPr>
+        <w:t xml:space="preserve"> 14. Get employees from Bangalore</w:t>
+      </w:r>
+    </w:p>
+    <w:p>
+      <w:pPr>
+        <w:rPr>
+          <w:sz w:val="28"/>
+          <w:szCs w:val="28"/>
+        </w:rPr>
+      </w:pPr>
+      <w:r>
+        <w:rPr>
+          <w:sz w:val="28"/>
+          <w:szCs w:val="28"/>
+        </w:rPr>
+        <w:t>let bangaloreEmp = employees.filter(</w:t>
+      </w:r>
+      <w:r>
+        <w:rPr>
+          <w:sz w:val="28"/>
+          <w:szCs w:val="28"/>
+        </w:rPr>
+        <w:br/>
+        <w:t xml:space="preserve">  emp =&gt; emp.address.city === "Bangalore"</w:t>
+      </w:r>
+      <w:r>
+        <w:rPr>
+          <w:sz w:val="28"/>
+          <w:szCs w:val="28"/>
+        </w:rPr>
+        <w:br/>
+        <w:t>);</w:t>
+      </w:r>
+      <w:r>
+        <w:rPr>
+          <w:sz w:val="28"/>
+          <w:szCs w:val="28"/>
+        </w:rPr>
+        <w:br/>
+      </w:r>
+      <w:r>
+        <w:rPr>
+          <w:sz w:val="28"/>
+          <w:szCs w:val="28"/>
+        </w:rPr>
+        <w:br/>
+        <w:t>console.log(bangaloreEmp);</w:t>
+      </w:r>
+    </w:p>
+    <w:p>
+      <w:pPr>
+        <w:rPr>
+          <w:sz w:val="28"/>
+          <w:szCs w:val="28"/>
+        </w:rPr>
+      </w:pPr>
+      <w:r>
+        <w:rPr>
+          <w:sz w:val="28"/>
+          <w:szCs w:val="28"/>
+        </w:rPr>
+        <w:pict w14:anchorId="6BFDD27F">
+          <v:rect id="_x0000_i1128" style="width:0;height:1.5pt" o:hralign="center" o:hrstd="t" o:hr="t" fillcolor="#a0a0a0" stroked="f"/>
+        </w:pict>
+      </w:r>
+    </w:p>
+    <w:p>
+      <w:pPr>
+        <w:rPr>
+          <w:b/>
+          <w:bCs/>
+          <w:sz w:val="28"/>
+          <w:szCs w:val="28"/>
+        </w:rPr>
+      </w:pPr>
+      <w:r>
+        <w:rPr>
+          <w:rFonts w:ascii="Segoe UI Emoji" w:hAnsi="Segoe UI Emoji" w:cs="Segoe UI Emoji"/>
+          <w:b/>
+          <w:bCs/>
+          <w:sz w:val="28"/>
+          <w:szCs w:val="28"/>
+        </w:rPr>
+        <w:t>✅</w:t>
+      </w:r>
+      <w:r>
+        <w:rPr>
+          <w:b/>
+          <w:bCs/>
+          <w:sz w:val="28"/>
+          <w:szCs w:val="28"/>
+        </w:rPr>
+        <w:t xml:space="preserve"> 15. Count active employees</w:t>
+      </w:r>
+    </w:p>
+    <w:p>
+      <w:pPr>
+        <w:rPr>
+          <w:sz w:val="28"/>
+          <w:szCs w:val="28"/>
+        </w:rPr>
+      </w:pPr>
+      <w:r>
+        <w:rPr>
+          <w:sz w:val="28"/>
+          <w:szCs w:val="28"/>
+        </w:rPr>
+        <w:t>let activeCount = employees.filter(emp =&gt; emp.isActive).length;</w:t>
+      </w:r>
+      <w:r>
+        <w:rPr>
+          <w:sz w:val="28"/>
+          <w:szCs w:val="28"/>
+        </w:rPr>
+        <w:br/>
+        <w:t>console.log(activeCount);</w:t>
+      </w:r>
+    </w:p>
+    <w:p>
+      <w:pPr>
+        <w:rPr>
+          <w:sz w:val="28"/>
+          <w:szCs w:val="28"/>
+        </w:rPr>
+      </w:pPr>
+      <w:r>
+        <w:rPr>
+          <w:sz w:val="28"/>
+          <w:szCs w:val="28"/>
+        </w:rPr>
+        <w:pict w14:anchorId="03815138">
+          <v:rect id="_x0000_i1129" style="width:0;height:1.5pt" o:hralign="center" o:hrstd="t" o:hr="t" fillcolor="#a0a0a0" stroked="f"/>
+        </w:pict>
+      </w:r>
+    </w:p>
+    <w:p>
+      <w:pPr>
+        <w:rPr>
+          <w:b/>
+          <w:bCs/>
+          <w:sz w:val="28"/>
+          <w:szCs w:val="28"/>
+        </w:rPr>
+      </w:pPr>
+      <w:r>
+        <w:rPr>
+          <w:rFonts w:ascii="Segoe UI Emoji" w:hAnsi="Segoe UI Emoji" w:cs="Segoe UI Emoji"/>
+          <w:b/>
+          <w:bCs/>
+          <w:sz w:val="28"/>
+          <w:szCs w:val="28"/>
+        </w:rPr>
+        <w:t>🔥</w:t>
+      </w:r>
+      <w:r>
+        <w:rPr>
+          <w:b/>
+          <w:bCs/>
+          <w:sz w:val="28"/>
+          <w:szCs w:val="28"/>
+        </w:rPr>
+        <w:t xml:space="preserve"> Real-Time Interview Combo Example</w:t>
+      </w:r>
+    </w:p>
+    <w:p>
+      <w:pPr>
+        <w:rPr>
+          <w:sz w:val="28"/>
+          <w:szCs w:val="28"/>
+        </w:rPr>
+      </w:pPr>
+      <w:r>
+        <w:rPr>
+          <w:rFonts w:ascii="Segoe UI Emoji" w:hAnsi="Segoe UI Emoji" w:cs="Segoe UI Emoji"/>
+          <w:sz w:val="28"/>
+          <w:szCs w:val="28"/>
+        </w:rPr>
+        <w:t>👉</w:t>
+      </w:r>
+      <w:r>
+        <w:rPr>
+          <w:sz w:val="28"/>
+          <w:szCs w:val="28"/>
+        </w:rPr>
+        <w:t xml:space="preserve"> Active employees + Java skill</w:t>
+      </w:r>
+    </w:p>
+    <w:p>
+      <w:pPr>
+        <w:rPr>
+          <w:sz w:val="28"/>
+          <w:szCs w:val="28"/>
+        </w:rPr>
+      </w:pPr>
+      <w:r>
+        <w:rPr>
+          <w:sz w:val="28"/>
+          <w:szCs w:val="28"/>
+        </w:rPr>
+        <w:t>let javaDevs = employees</w:t>
+      </w:r>
+      <w:r>
+        <w:rPr>
+          <w:sz w:val="28"/>
+          <w:szCs w:val="28"/>
+        </w:rPr>
+        <w:br/>
+        <w:t xml:space="preserve">  .filter(emp =&gt; emp.isActive)</w:t>
+      </w:r>
+      <w:r>
+        <w:rPr>
+          <w:sz w:val="28"/>
+          <w:szCs w:val="28"/>
+        </w:rPr>
+        <w:br/>
+        <w:t xml:space="preserve">  .filter(emp =&gt; emp.skillSet.includes("Java"));</w:t>
+      </w:r>
+      <w:r>
+        <w:rPr>
+          <w:sz w:val="28"/>
+          <w:szCs w:val="28"/>
+        </w:rPr>
+        <w:br/>
+      </w:r>
+      <w:r>
+        <w:rPr>
+          <w:sz w:val="28"/>
+          <w:szCs w:val="28"/>
+        </w:rPr>
+        <w:br/>
+        <w:t>console.log(javaDevs);</w:t>
       </w:r>
     </w:p>
     <w:p>
@@ -1385,7 +2721,6 @@
   <w:style w:type="character" w:default="1" w:styleId="DefaultParagraphFont">
     <w:name w:val="Default Paragraph Font"/>
     <w:uiPriority w:val="1"/>
-    <w:semiHidden/>
     <w:unhideWhenUsed/>
   </w:style>
   <w:style w:type="table" w:default="1" w:styleId="TableNormal">

--- a/FSD MERN - Data Structures and Algorithms MARCH 2026 batch 1/FSD MERN - Data Structures and Algorithms - Day 2 - 22-03-2026.docx
+++ b/FSD MERN - Data Structures and Algorithms MARCH 2026 batch 1/FSD MERN - Data Structures and Algorithms - Day 2 - 22-03-2026.docx
@@ -84,37 +84,73 @@
           <w:sz w:val="28"/>
           <w:szCs w:val="28"/>
         </w:rPr>
-        <w:t xml:space="preserve">Objects: object is type of reference or non primitive data structure which allow to store more than one value of different types as well as function/methods. </w:t>
-      </w:r>
-    </w:p>
-    <w:p>
-      <w:pPr>
-        <w:rPr>
-          <w:sz w:val="28"/>
-          <w:szCs w:val="28"/>
-        </w:rPr>
-      </w:pPr>
-      <w:r>
-        <w:rPr>
-          <w:sz w:val="28"/>
-          <w:szCs w:val="28"/>
-        </w:rPr>
-        <w:t xml:space="preserve">Structure : is a type of user defined or reference data types which help to store more than one value of different types in C/C++/C#. </w:t>
-      </w:r>
-    </w:p>
-    <w:p>
-      <w:pPr>
-        <w:rPr>
-          <w:sz w:val="28"/>
-          <w:szCs w:val="28"/>
-        </w:rPr>
-      </w:pPr>
-      <w:r>
-        <w:rPr>
-          <w:sz w:val="28"/>
-          <w:szCs w:val="28"/>
-        </w:rPr>
-        <w:t xml:space="preserve">Class : class is user defined data types help to store different value as well as function/methods. </w:t>
+        <w:t xml:space="preserve">Objects: object is type of reference or </w:t>
+      </w:r>
+      <w:proofErr w:type="spellStart"/>
+      <w:proofErr w:type="gramStart"/>
+      <w:r>
+        <w:rPr>
+          <w:sz w:val="28"/>
+          <w:szCs w:val="28"/>
+        </w:rPr>
+        <w:t>non primitive</w:t>
+      </w:r>
+      <w:proofErr w:type="spellEnd"/>
+      <w:proofErr w:type="gramEnd"/>
+      <w:r>
+        <w:rPr>
+          <w:sz w:val="28"/>
+          <w:szCs w:val="28"/>
+        </w:rPr>
+        <w:t xml:space="preserve"> data structure which allow to store more than one value of different types as well as function/methods. </w:t>
+      </w:r>
+    </w:p>
+    <w:p>
+      <w:pPr>
+        <w:rPr>
+          <w:sz w:val="28"/>
+          <w:szCs w:val="28"/>
+        </w:rPr>
+      </w:pPr>
+      <w:proofErr w:type="gramStart"/>
+      <w:r>
+        <w:rPr>
+          <w:sz w:val="28"/>
+          <w:szCs w:val="28"/>
+        </w:rPr>
+        <w:t>Structure :</w:t>
+      </w:r>
+      <w:proofErr w:type="gramEnd"/>
+      <w:r>
+        <w:rPr>
+          <w:sz w:val="28"/>
+          <w:szCs w:val="28"/>
+        </w:rPr>
+        <w:t xml:space="preserve"> is a type of user defined or reference data types which help to store more than one value of different types in C/C++/C#. </w:t>
+      </w:r>
+    </w:p>
+    <w:p>
+      <w:pPr>
+        <w:rPr>
+          <w:sz w:val="28"/>
+          <w:szCs w:val="28"/>
+        </w:rPr>
+      </w:pPr>
+      <w:proofErr w:type="gramStart"/>
+      <w:r>
+        <w:rPr>
+          <w:sz w:val="28"/>
+          <w:szCs w:val="28"/>
+        </w:rPr>
+        <w:t>Class :</w:t>
+      </w:r>
+      <w:proofErr w:type="gramEnd"/>
+      <w:r>
+        <w:rPr>
+          <w:sz w:val="28"/>
+          <w:szCs w:val="28"/>
+        </w:rPr>
+        <w:t xml:space="preserve"> class is user defined data types help to store different value as well as function/methods. </w:t>
       </w:r>
     </w:p>
     <w:p>
@@ -179,7 +215,32 @@
           <w:sz w:val="28"/>
           <w:szCs w:val="28"/>
         </w:rPr>
-        <w:t>let names = employees.map(emp =&gt; emp.name);</w:t>
+        <w:t xml:space="preserve">let names = </w:t>
+      </w:r>
+      <w:proofErr w:type="spellStart"/>
+      <w:proofErr w:type="gramStart"/>
+      <w:r>
+        <w:rPr>
+          <w:sz w:val="28"/>
+          <w:szCs w:val="28"/>
+        </w:rPr>
+        <w:t>employees.map</w:t>
+      </w:r>
+      <w:proofErr w:type="spellEnd"/>
+      <w:r>
+        <w:rPr>
+          <w:sz w:val="28"/>
+          <w:szCs w:val="28"/>
+        </w:rPr>
+        <w:t>(</w:t>
+      </w:r>
+      <w:proofErr w:type="gramEnd"/>
+      <w:r>
+        <w:rPr>
+          <w:sz w:val="28"/>
+          <w:szCs w:val="28"/>
+        </w:rPr>
+        <w:t>emp =&gt; emp.name);</w:t>
       </w:r>
       <w:r>
         <w:rPr>
@@ -187,8 +248,17 @@
           <w:szCs w:val="28"/>
         </w:rPr>
         <w:br/>
-        <w:t>console.log(names);</w:t>
-      </w:r>
+        <w:t>console.log(names</w:t>
+      </w:r>
+      <w:proofErr w:type="gramStart"/>
+      <w:r>
+        <w:rPr>
+          <w:sz w:val="28"/>
+          <w:szCs w:val="28"/>
+        </w:rPr>
+        <w:t>);</w:t>
+      </w:r>
+      <w:proofErr w:type="gramEnd"/>
     </w:p>
     <w:p>
       <w:pPr>
@@ -248,7 +318,59 @@
           <w:sz w:val="28"/>
           <w:szCs w:val="28"/>
         </w:rPr>
-        <w:t>let activeEmployees = employees.filter(emp =&gt; emp.isActive);</w:t>
+        <w:t xml:space="preserve">let </w:t>
+      </w:r>
+      <w:proofErr w:type="spellStart"/>
+      <w:r>
+        <w:rPr>
+          <w:sz w:val="28"/>
+          <w:szCs w:val="28"/>
+        </w:rPr>
+        <w:t>activeEmployees</w:t>
+      </w:r>
+      <w:proofErr w:type="spellEnd"/>
+      <w:r>
+        <w:rPr>
+          <w:sz w:val="28"/>
+          <w:szCs w:val="28"/>
+        </w:rPr>
+        <w:t xml:space="preserve"> = </w:t>
+      </w:r>
+      <w:proofErr w:type="spellStart"/>
+      <w:proofErr w:type="gramStart"/>
+      <w:r>
+        <w:rPr>
+          <w:sz w:val="28"/>
+          <w:szCs w:val="28"/>
+        </w:rPr>
+        <w:t>employees.filter</w:t>
+      </w:r>
+      <w:proofErr w:type="spellEnd"/>
+      <w:proofErr w:type="gramEnd"/>
+      <w:r>
+        <w:rPr>
+          <w:sz w:val="28"/>
+          <w:szCs w:val="28"/>
+        </w:rPr>
+        <w:t xml:space="preserve">(emp =&gt; </w:t>
+      </w:r>
+      <w:proofErr w:type="spellStart"/>
+      <w:proofErr w:type="gramStart"/>
+      <w:r>
+        <w:rPr>
+          <w:sz w:val="28"/>
+          <w:szCs w:val="28"/>
+        </w:rPr>
+        <w:t>emp.isActive</w:t>
+      </w:r>
+      <w:proofErr w:type="spellEnd"/>
+      <w:proofErr w:type="gramEnd"/>
+      <w:r>
+        <w:rPr>
+          <w:sz w:val="28"/>
+          <w:szCs w:val="28"/>
+        </w:rPr>
+        <w:t>);</w:t>
       </w:r>
       <w:r>
         <w:rPr>
@@ -256,8 +378,26 @@
           <w:szCs w:val="28"/>
         </w:rPr>
         <w:br/>
-        <w:t>console.log(activeEmployees);</w:t>
-      </w:r>
+        <w:t>console.log(</w:t>
+      </w:r>
+      <w:proofErr w:type="spellStart"/>
+      <w:r>
+        <w:rPr>
+          <w:sz w:val="28"/>
+          <w:szCs w:val="28"/>
+        </w:rPr>
+        <w:t>activeEmployees</w:t>
+      </w:r>
+      <w:proofErr w:type="spellEnd"/>
+      <w:proofErr w:type="gramStart"/>
+      <w:r>
+        <w:rPr>
+          <w:sz w:val="28"/>
+          <w:szCs w:val="28"/>
+        </w:rPr>
+        <w:t>);</w:t>
+      </w:r>
+      <w:proofErr w:type="gramEnd"/>
     </w:p>
     <w:p>
       <w:pPr>
@@ -317,7 +457,25 @@
           <w:sz w:val="28"/>
           <w:szCs w:val="28"/>
         </w:rPr>
-        <w:t>let emp = employees.find(emp =&gt; emp.id === 103);</w:t>
+        <w:t xml:space="preserve">let emp = </w:t>
+      </w:r>
+      <w:proofErr w:type="spellStart"/>
+      <w:proofErr w:type="gramStart"/>
+      <w:r>
+        <w:rPr>
+          <w:sz w:val="28"/>
+          <w:szCs w:val="28"/>
+        </w:rPr>
+        <w:t>employees.find</w:t>
+      </w:r>
+      <w:proofErr w:type="spellEnd"/>
+      <w:proofErr w:type="gramEnd"/>
+      <w:r>
+        <w:rPr>
+          <w:sz w:val="28"/>
+          <w:szCs w:val="28"/>
+        </w:rPr>
+        <w:t>(emp =&gt; emp.id === 103);</w:t>
       </w:r>
       <w:r>
         <w:rPr>
@@ -325,8 +483,17 @@
           <w:szCs w:val="28"/>
         </w:rPr>
         <w:br/>
-        <w:t>console.log(emp);</w:t>
-      </w:r>
+        <w:t>console.log(emp</w:t>
+      </w:r>
+      <w:proofErr w:type="gramStart"/>
+      <w:r>
+        <w:rPr>
+          <w:sz w:val="28"/>
+          <w:szCs w:val="28"/>
+        </w:rPr>
+        <w:t>);</w:t>
+      </w:r>
+      <w:proofErr w:type="gramEnd"/>
     </w:p>
     <w:p>
       <w:pPr>
@@ -387,7 +554,41 @@
           <w:szCs w:val="28"/>
         </w:rPr>
         <w:lastRenderedPageBreak/>
-        <w:t>let isAnyAbove30 = employees.some(emp =&gt; emp.age &gt; 30);</w:t>
+        <w:t xml:space="preserve">let isAnyAbove30 = </w:t>
+      </w:r>
+      <w:proofErr w:type="spellStart"/>
+      <w:proofErr w:type="gramStart"/>
+      <w:r>
+        <w:rPr>
+          <w:sz w:val="28"/>
+          <w:szCs w:val="28"/>
+        </w:rPr>
+        <w:t>employees.some</w:t>
+      </w:r>
+      <w:proofErr w:type="spellEnd"/>
+      <w:proofErr w:type="gramEnd"/>
+      <w:r>
+        <w:rPr>
+          <w:sz w:val="28"/>
+          <w:szCs w:val="28"/>
+        </w:rPr>
+        <w:t xml:space="preserve">(emp =&gt; </w:t>
+      </w:r>
+      <w:proofErr w:type="spellStart"/>
+      <w:r>
+        <w:rPr>
+          <w:sz w:val="28"/>
+          <w:szCs w:val="28"/>
+        </w:rPr>
+        <w:t>emp.age</w:t>
+      </w:r>
+      <w:proofErr w:type="spellEnd"/>
+      <w:r>
+        <w:rPr>
+          <w:sz w:val="28"/>
+          <w:szCs w:val="28"/>
+        </w:rPr>
+        <w:t xml:space="preserve"> &gt; 30);</w:t>
       </w:r>
       <w:r>
         <w:rPr>
@@ -395,8 +596,17 @@
           <w:szCs w:val="28"/>
         </w:rPr>
         <w:br/>
-        <w:t>console.log(isAnyAbove30);</w:t>
-      </w:r>
+        <w:t>console.log(isAnyAbove30</w:t>
+      </w:r>
+      <w:proofErr w:type="gramStart"/>
+      <w:r>
+        <w:rPr>
+          <w:sz w:val="28"/>
+          <w:szCs w:val="28"/>
+        </w:rPr>
+        <w:t>);</w:t>
+      </w:r>
+      <w:proofErr w:type="gramEnd"/>
     </w:p>
     <w:p>
       <w:pPr>
@@ -456,7 +666,59 @@
           <w:sz w:val="28"/>
           <w:szCs w:val="28"/>
         </w:rPr>
-        <w:t>let allActive = employees.every(emp =&gt; emp.isActive);</w:t>
+        <w:t xml:space="preserve">let </w:t>
+      </w:r>
+      <w:proofErr w:type="spellStart"/>
+      <w:r>
+        <w:rPr>
+          <w:sz w:val="28"/>
+          <w:szCs w:val="28"/>
+        </w:rPr>
+        <w:t>allActive</w:t>
+      </w:r>
+      <w:proofErr w:type="spellEnd"/>
+      <w:r>
+        <w:rPr>
+          <w:sz w:val="28"/>
+          <w:szCs w:val="28"/>
+        </w:rPr>
+        <w:t xml:space="preserve"> = </w:t>
+      </w:r>
+      <w:proofErr w:type="spellStart"/>
+      <w:proofErr w:type="gramStart"/>
+      <w:r>
+        <w:rPr>
+          <w:sz w:val="28"/>
+          <w:szCs w:val="28"/>
+        </w:rPr>
+        <w:t>employees.every</w:t>
+      </w:r>
+      <w:proofErr w:type="spellEnd"/>
+      <w:proofErr w:type="gramEnd"/>
+      <w:r>
+        <w:rPr>
+          <w:sz w:val="28"/>
+          <w:szCs w:val="28"/>
+        </w:rPr>
+        <w:t xml:space="preserve">(emp =&gt; </w:t>
+      </w:r>
+      <w:proofErr w:type="spellStart"/>
+      <w:proofErr w:type="gramStart"/>
+      <w:r>
+        <w:rPr>
+          <w:sz w:val="28"/>
+          <w:szCs w:val="28"/>
+        </w:rPr>
+        <w:t>emp.isActive</w:t>
+      </w:r>
+      <w:proofErr w:type="spellEnd"/>
+      <w:proofErr w:type="gramEnd"/>
+      <w:r>
+        <w:rPr>
+          <w:sz w:val="28"/>
+          <w:szCs w:val="28"/>
+        </w:rPr>
+        <w:t>);</w:t>
       </w:r>
       <w:r>
         <w:rPr>
@@ -464,8 +726,26 @@
           <w:szCs w:val="28"/>
         </w:rPr>
         <w:br/>
-        <w:t>console.log(allActive);</w:t>
-      </w:r>
+        <w:t>console.log(</w:t>
+      </w:r>
+      <w:proofErr w:type="spellStart"/>
+      <w:r>
+        <w:rPr>
+          <w:sz w:val="28"/>
+          <w:szCs w:val="28"/>
+        </w:rPr>
+        <w:t>allActive</w:t>
+      </w:r>
+      <w:proofErr w:type="spellEnd"/>
+      <w:proofErr w:type="gramStart"/>
+      <w:r>
+        <w:rPr>
+          <w:sz w:val="28"/>
+          <w:szCs w:val="28"/>
+        </w:rPr>
+        <w:t>);</w:t>
+      </w:r>
+      <w:proofErr w:type="gramEnd"/>
     </w:p>
     <w:p>
       <w:pPr>
@@ -520,12 +800,23 @@
           <w:szCs w:val="28"/>
         </w:rPr>
       </w:pPr>
-      <w:r>
-        <w:rPr>
-          <w:sz w:val="28"/>
-          <w:szCs w:val="28"/>
-        </w:rPr>
-        <w:t>employees.push({</w:t>
+      <w:proofErr w:type="spellStart"/>
+      <w:proofErr w:type="gramStart"/>
+      <w:r>
+        <w:rPr>
+          <w:sz w:val="28"/>
+          <w:szCs w:val="28"/>
+        </w:rPr>
+        <w:t>employees.push</w:t>
+      </w:r>
+      <w:proofErr w:type="spellEnd"/>
+      <w:proofErr w:type="gramEnd"/>
+      <w:r>
+        <w:rPr>
+          <w:sz w:val="28"/>
+          <w:szCs w:val="28"/>
+        </w:rPr>
+        <w:t>({</w:t>
       </w:r>
       <w:r>
         <w:rPr>
@@ -557,7 +848,23 @@
           <w:szCs w:val="28"/>
         </w:rPr>
         <w:br/>
-        <w:t xml:space="preserve">  isActive: true,</w:t>
+        <w:t xml:space="preserve">  </w:t>
+      </w:r>
+      <w:proofErr w:type="spellStart"/>
+      <w:r>
+        <w:rPr>
+          <w:sz w:val="28"/>
+          <w:szCs w:val="28"/>
+        </w:rPr>
+        <w:t>isActive</w:t>
+      </w:r>
+      <w:proofErr w:type="spellEnd"/>
+      <w:r>
+        <w:rPr>
+          <w:sz w:val="28"/>
+          <w:szCs w:val="28"/>
+        </w:rPr>
+        <w:t>: true,</w:t>
       </w:r>
       <w:r>
         <w:rPr>
@@ -565,7 +872,23 @@
           <w:szCs w:val="28"/>
         </w:rPr>
         <w:br/>
-        <w:t xml:space="preserve">  skillSet: ["Java", "Microservices"],</w:t>
+        <w:t xml:space="preserve">  </w:t>
+      </w:r>
+      <w:proofErr w:type="spellStart"/>
+      <w:r>
+        <w:rPr>
+          <w:sz w:val="28"/>
+          <w:szCs w:val="28"/>
+        </w:rPr>
+        <w:t>skillSet</w:t>
+      </w:r>
+      <w:proofErr w:type="spellEnd"/>
+      <w:r>
+        <w:rPr>
+          <w:sz w:val="28"/>
+          <w:szCs w:val="28"/>
+        </w:rPr>
+        <w:t>: ["Java", "Microservices"],</w:t>
       </w:r>
       <w:r>
         <w:rPr>
@@ -573,8 +896,33 @@
           <w:szCs w:val="28"/>
         </w:rPr>
         <w:br/>
-        <w:t xml:space="preserve">  address: { city: "Mysore", state: "Kar" }</w:t>
-      </w:r>
+        <w:t xml:space="preserve">  address: </w:t>
+      </w:r>
+      <w:proofErr w:type="gramStart"/>
+      <w:r>
+        <w:rPr>
+          <w:sz w:val="28"/>
+          <w:szCs w:val="28"/>
+        </w:rPr>
+        <w:t>{ city</w:t>
+      </w:r>
+      <w:proofErr w:type="gramEnd"/>
+      <w:r>
+        <w:rPr>
+          <w:sz w:val="28"/>
+          <w:szCs w:val="28"/>
+        </w:rPr>
+        <w:t>: "Mysore", state: "Kar</w:t>
+      </w:r>
+      <w:proofErr w:type="gramStart"/>
+      <w:r>
+        <w:rPr>
+          <w:sz w:val="28"/>
+          <w:szCs w:val="28"/>
+        </w:rPr>
+        <w:t>" }</w:t>
+      </w:r>
+      <w:proofErr w:type="gramEnd"/>
       <w:r>
         <w:rPr>
           <w:sz w:val="28"/>
@@ -596,8 +944,17 @@
           <w:szCs w:val="28"/>
         </w:rPr>
         <w:br/>
-        <w:t>console.log(employees);</w:t>
-      </w:r>
+        <w:t>console.log(employees</w:t>
+      </w:r>
+      <w:proofErr w:type="gramStart"/>
+      <w:r>
+        <w:rPr>
+          <w:sz w:val="28"/>
+          <w:szCs w:val="28"/>
+        </w:rPr>
+        <w:t>);</w:t>
+      </w:r>
+      <w:proofErr w:type="gramEnd"/>
     </w:p>
     <w:p>
       <w:pPr>
@@ -652,12 +1009,21 @@
           <w:szCs w:val="28"/>
         </w:rPr>
       </w:pPr>
-      <w:r>
-        <w:rPr>
-          <w:sz w:val="28"/>
-          <w:szCs w:val="28"/>
-        </w:rPr>
-        <w:t>employees.pop();</w:t>
+      <w:proofErr w:type="spellStart"/>
+      <w:r>
+        <w:rPr>
+          <w:sz w:val="28"/>
+          <w:szCs w:val="28"/>
+        </w:rPr>
+        <w:t>employees.pop</w:t>
+      </w:r>
+      <w:proofErr w:type="spellEnd"/>
+      <w:r>
+        <w:rPr>
+          <w:sz w:val="28"/>
+          <w:szCs w:val="28"/>
+        </w:rPr>
+        <w:t>();</w:t>
       </w:r>
       <w:r>
         <w:rPr>
@@ -665,8 +1031,17 @@
           <w:szCs w:val="28"/>
         </w:rPr>
         <w:br/>
-        <w:t>console.log(employees);</w:t>
-      </w:r>
+        <w:t>console.log(employees</w:t>
+      </w:r>
+      <w:proofErr w:type="gramStart"/>
+      <w:r>
+        <w:rPr>
+          <w:sz w:val="28"/>
+          <w:szCs w:val="28"/>
+        </w:rPr>
+        <w:t>);</w:t>
+      </w:r>
+      <w:proofErr w:type="gramEnd"/>
     </w:p>
     <w:p>
       <w:pPr>
@@ -749,7 +1124,32 @@
           <w:sz w:val="28"/>
           <w:szCs w:val="28"/>
         </w:rPr>
-        <w:t xml:space="preserve">employees = employees.map(emp =&gt; </w:t>
+        <w:t xml:space="preserve">employees = </w:t>
+      </w:r>
+      <w:proofErr w:type="spellStart"/>
+      <w:proofErr w:type="gramStart"/>
+      <w:r>
+        <w:rPr>
+          <w:sz w:val="28"/>
+          <w:szCs w:val="28"/>
+        </w:rPr>
+        <w:t>employees.map</w:t>
+      </w:r>
+      <w:proofErr w:type="spellEnd"/>
+      <w:r>
+        <w:rPr>
+          <w:sz w:val="28"/>
+          <w:szCs w:val="28"/>
+        </w:rPr>
+        <w:t>(</w:t>
+      </w:r>
+      <w:proofErr w:type="gramEnd"/>
+      <w:r>
+        <w:rPr>
+          <w:sz w:val="28"/>
+          <w:szCs w:val="28"/>
+        </w:rPr>
+        <w:t xml:space="preserve">emp =&gt; </w:t>
       </w:r>
       <w:r>
         <w:rPr>
@@ -757,7 +1157,55 @@
           <w:szCs w:val="28"/>
         </w:rPr>
         <w:br/>
-        <w:t xml:space="preserve">  emp.id === 102 ? { ...emp, age: 35 } : emp</w:t>
+        <w:t xml:space="preserve">  emp.id === </w:t>
+      </w:r>
+      <w:proofErr w:type="gramStart"/>
+      <w:r>
+        <w:rPr>
+          <w:sz w:val="28"/>
+          <w:szCs w:val="28"/>
+        </w:rPr>
+        <w:t>102 ?</w:t>
+      </w:r>
+      <w:proofErr w:type="gramEnd"/>
+      <w:r>
+        <w:rPr>
+          <w:sz w:val="28"/>
+          <w:szCs w:val="28"/>
+        </w:rPr>
+        <w:t xml:space="preserve"> </w:t>
+      </w:r>
+      <w:proofErr w:type="gramStart"/>
+      <w:r>
+        <w:rPr>
+          <w:sz w:val="28"/>
+          <w:szCs w:val="28"/>
+        </w:rPr>
+        <w:t>{ ...</w:t>
+      </w:r>
+      <w:proofErr w:type="gramEnd"/>
+      <w:r>
+        <w:rPr>
+          <w:sz w:val="28"/>
+          <w:szCs w:val="28"/>
+        </w:rPr>
+        <w:t xml:space="preserve">emp, age: </w:t>
+      </w:r>
+      <w:proofErr w:type="gramStart"/>
+      <w:r>
+        <w:rPr>
+          <w:sz w:val="28"/>
+          <w:szCs w:val="28"/>
+        </w:rPr>
+        <w:t>35 }</w:t>
+      </w:r>
+      <w:proofErr w:type="gramEnd"/>
+      <w:r>
+        <w:rPr>
+          <w:sz w:val="28"/>
+          <w:szCs w:val="28"/>
+        </w:rPr>
+        <w:t xml:space="preserve"> : emp</w:t>
       </w:r>
       <w:r>
         <w:rPr>
@@ -781,8 +1229,17 @@
         </w:rPr>
         <w:lastRenderedPageBreak/>
         <w:br/>
-        <w:t>console.log(employees);</w:t>
-      </w:r>
+        <w:t>console.log(employees</w:t>
+      </w:r>
+      <w:proofErr w:type="gramStart"/>
+      <w:r>
+        <w:rPr>
+          <w:sz w:val="28"/>
+          <w:szCs w:val="28"/>
+        </w:rPr>
+        <w:t>);</w:t>
+      </w:r>
+      <w:proofErr w:type="gramEnd"/>
     </w:p>
     <w:p>
       <w:pPr>
@@ -842,7 +1299,41 @@
           <w:sz w:val="28"/>
           <w:szCs w:val="28"/>
         </w:rPr>
-        <w:t>employees = employees.filter(emp =&gt; emp.id !== 101);</w:t>
+        <w:t xml:space="preserve">employees = </w:t>
+      </w:r>
+      <w:proofErr w:type="spellStart"/>
+      <w:proofErr w:type="gramStart"/>
+      <w:r>
+        <w:rPr>
+          <w:sz w:val="28"/>
+          <w:szCs w:val="28"/>
+        </w:rPr>
+        <w:t>employees.filter</w:t>
+      </w:r>
+      <w:proofErr w:type="spellEnd"/>
+      <w:proofErr w:type="gramEnd"/>
+      <w:r>
+        <w:rPr>
+          <w:sz w:val="28"/>
+          <w:szCs w:val="28"/>
+        </w:rPr>
+        <w:t xml:space="preserve">(emp =&gt; </w:t>
+      </w:r>
+      <w:proofErr w:type="gramStart"/>
+      <w:r>
+        <w:rPr>
+          <w:sz w:val="28"/>
+          <w:szCs w:val="28"/>
+        </w:rPr>
+        <w:t>emp.id !</w:t>
+      </w:r>
+      <w:proofErr w:type="gramEnd"/>
+      <w:r>
+        <w:rPr>
+          <w:sz w:val="28"/>
+          <w:szCs w:val="28"/>
+        </w:rPr>
+        <w:t>== 101);</w:t>
       </w:r>
       <w:r>
         <w:rPr>
@@ -850,8 +1341,17 @@
           <w:szCs w:val="28"/>
         </w:rPr>
         <w:br/>
-        <w:t>console.log(employees);</w:t>
-      </w:r>
+        <w:t>console.log(employees</w:t>
+      </w:r>
+      <w:proofErr w:type="gramStart"/>
+      <w:r>
+        <w:rPr>
+          <w:sz w:val="28"/>
+          <w:szCs w:val="28"/>
+        </w:rPr>
+        <w:t>);</w:t>
+      </w:r>
+      <w:proofErr w:type="gramEnd"/>
     </w:p>
     <w:p>
       <w:pPr>
@@ -911,7 +1411,71 @@
           <w:sz w:val="28"/>
           <w:szCs w:val="28"/>
         </w:rPr>
-        <w:t>let sortedByAge = [...employees].sort((a, b) =&gt; a.age - b.age);</w:t>
+        <w:t xml:space="preserve">let </w:t>
+      </w:r>
+      <w:proofErr w:type="spellStart"/>
+      <w:r>
+        <w:rPr>
+          <w:sz w:val="28"/>
+          <w:szCs w:val="28"/>
+        </w:rPr>
+        <w:t>sortedByAge</w:t>
+      </w:r>
+      <w:proofErr w:type="spellEnd"/>
+      <w:r>
+        <w:rPr>
+          <w:sz w:val="28"/>
+          <w:szCs w:val="28"/>
+        </w:rPr>
+        <w:t xml:space="preserve"> = [...employees</w:t>
+      </w:r>
+      <w:proofErr w:type="gramStart"/>
+      <w:r>
+        <w:rPr>
+          <w:sz w:val="28"/>
+          <w:szCs w:val="28"/>
+        </w:rPr>
+        <w:t>].sort</w:t>
+      </w:r>
+      <w:proofErr w:type="gramEnd"/>
+      <w:r>
+        <w:rPr>
+          <w:sz w:val="28"/>
+          <w:szCs w:val="28"/>
+        </w:rPr>
+        <w:t xml:space="preserve">((a, b) =&gt; </w:t>
+      </w:r>
+      <w:proofErr w:type="spellStart"/>
+      <w:r>
+        <w:rPr>
+          <w:sz w:val="28"/>
+          <w:szCs w:val="28"/>
+        </w:rPr>
+        <w:t>a.age</w:t>
+      </w:r>
+      <w:proofErr w:type="spellEnd"/>
+      <w:r>
+        <w:rPr>
+          <w:sz w:val="28"/>
+          <w:szCs w:val="28"/>
+        </w:rPr>
+        <w:t xml:space="preserve"> - </w:t>
+      </w:r>
+      <w:proofErr w:type="spellStart"/>
+      <w:r>
+        <w:rPr>
+          <w:sz w:val="28"/>
+          <w:szCs w:val="28"/>
+        </w:rPr>
+        <w:t>b.age</w:t>
+      </w:r>
+      <w:proofErr w:type="spellEnd"/>
+      <w:r>
+        <w:rPr>
+          <w:sz w:val="28"/>
+          <w:szCs w:val="28"/>
+        </w:rPr>
+        <w:t>);</w:t>
       </w:r>
       <w:r>
         <w:rPr>
@@ -919,8 +1483,26 @@
           <w:szCs w:val="28"/>
         </w:rPr>
         <w:br/>
-        <w:t>console.log(sortedByAge);</w:t>
-      </w:r>
+        <w:t>console.log(</w:t>
+      </w:r>
+      <w:proofErr w:type="spellStart"/>
+      <w:r>
+        <w:rPr>
+          <w:sz w:val="28"/>
+          <w:szCs w:val="28"/>
+        </w:rPr>
+        <w:t>sortedByAge</w:t>
+      </w:r>
+      <w:proofErr w:type="spellEnd"/>
+      <w:proofErr w:type="gramStart"/>
+      <w:r>
+        <w:rPr>
+          <w:sz w:val="28"/>
+          <w:szCs w:val="28"/>
+        </w:rPr>
+        <w:t>);</w:t>
+      </w:r>
+      <w:proofErr w:type="gramEnd"/>
     </w:p>
     <w:p>
       <w:pPr>
@@ -980,7 +1562,57 @@
           <w:sz w:val="28"/>
           <w:szCs w:val="28"/>
         </w:rPr>
-        <w:t>let totalAge = employees.reduce((sum, emp) =&gt; sum + emp.age, 0);</w:t>
+        <w:t xml:space="preserve">let </w:t>
+      </w:r>
+      <w:proofErr w:type="spellStart"/>
+      <w:r>
+        <w:rPr>
+          <w:sz w:val="28"/>
+          <w:szCs w:val="28"/>
+        </w:rPr>
+        <w:t>totalAge</w:t>
+      </w:r>
+      <w:proofErr w:type="spellEnd"/>
+      <w:r>
+        <w:rPr>
+          <w:sz w:val="28"/>
+          <w:szCs w:val="28"/>
+        </w:rPr>
+        <w:t xml:space="preserve"> = </w:t>
+      </w:r>
+      <w:proofErr w:type="spellStart"/>
+      <w:proofErr w:type="gramStart"/>
+      <w:r>
+        <w:rPr>
+          <w:sz w:val="28"/>
+          <w:szCs w:val="28"/>
+        </w:rPr>
+        <w:t>employees.reduce</w:t>
+      </w:r>
+      <w:proofErr w:type="spellEnd"/>
+      <w:proofErr w:type="gramEnd"/>
+      <w:r>
+        <w:rPr>
+          <w:sz w:val="28"/>
+          <w:szCs w:val="28"/>
+        </w:rPr>
+        <w:t xml:space="preserve">((sum, emp) =&gt; sum + </w:t>
+      </w:r>
+      <w:proofErr w:type="spellStart"/>
+      <w:r>
+        <w:rPr>
+          <w:sz w:val="28"/>
+          <w:szCs w:val="28"/>
+        </w:rPr>
+        <w:t>emp.age</w:t>
+      </w:r>
+      <w:proofErr w:type="spellEnd"/>
+      <w:r>
+        <w:rPr>
+          <w:sz w:val="28"/>
+          <w:szCs w:val="28"/>
+        </w:rPr>
+        <w:t>, 0);</w:t>
       </w:r>
       <w:r>
         <w:rPr>
@@ -988,8 +1620,26 @@
           <w:szCs w:val="28"/>
         </w:rPr>
         <w:br/>
-        <w:t>console.log(totalAge);</w:t>
-      </w:r>
+        <w:t>console.log(</w:t>
+      </w:r>
+      <w:proofErr w:type="spellStart"/>
+      <w:r>
+        <w:rPr>
+          <w:sz w:val="28"/>
+          <w:szCs w:val="28"/>
+        </w:rPr>
+        <w:t>totalAge</w:t>
+      </w:r>
+      <w:proofErr w:type="spellEnd"/>
+      <w:proofErr w:type="gramStart"/>
+      <w:r>
+        <w:rPr>
+          <w:sz w:val="28"/>
+          <w:szCs w:val="28"/>
+        </w:rPr>
+        <w:t>);</w:t>
+      </w:r>
+      <w:proofErr w:type="gramEnd"/>
     </w:p>
     <w:p>
       <w:pPr>
@@ -1049,7 +1699,57 @@
           <w:sz w:val="28"/>
           <w:szCs w:val="28"/>
         </w:rPr>
-        <w:t>let groupByState = employees.reduce((acc, emp) =&gt; {</w:t>
+        <w:t xml:space="preserve">let </w:t>
+      </w:r>
+      <w:proofErr w:type="spellStart"/>
+      <w:r>
+        <w:rPr>
+          <w:sz w:val="28"/>
+          <w:szCs w:val="28"/>
+        </w:rPr>
+        <w:t>groupByState</w:t>
+      </w:r>
+      <w:proofErr w:type="spellEnd"/>
+      <w:r>
+        <w:rPr>
+          <w:sz w:val="28"/>
+          <w:szCs w:val="28"/>
+        </w:rPr>
+        <w:t xml:space="preserve"> = </w:t>
+      </w:r>
+      <w:proofErr w:type="spellStart"/>
+      <w:proofErr w:type="gramStart"/>
+      <w:r>
+        <w:rPr>
+          <w:sz w:val="28"/>
+          <w:szCs w:val="28"/>
+        </w:rPr>
+        <w:t>employees.reduce</w:t>
+      </w:r>
+      <w:proofErr w:type="spellEnd"/>
+      <w:proofErr w:type="gramEnd"/>
+      <w:r>
+        <w:rPr>
+          <w:sz w:val="28"/>
+          <w:szCs w:val="28"/>
+        </w:rPr>
+        <w:t>((</w:t>
+      </w:r>
+      <w:proofErr w:type="spellStart"/>
+      <w:r>
+        <w:rPr>
+          <w:sz w:val="28"/>
+          <w:szCs w:val="28"/>
+        </w:rPr>
+        <w:t>acc</w:t>
+      </w:r>
+      <w:proofErr w:type="spellEnd"/>
+      <w:r>
+        <w:rPr>
+          <w:sz w:val="28"/>
+          <w:szCs w:val="28"/>
+        </w:rPr>
+        <w:t>, emp) =&gt; {</w:t>
       </w:r>
       <w:r>
         <w:rPr>
@@ -1057,7 +1757,32 @@
           <w:szCs w:val="28"/>
         </w:rPr>
         <w:br/>
-        <w:t xml:space="preserve">  let state = emp.address.state;</w:t>
+        <w:t xml:space="preserve">  let state = </w:t>
+      </w:r>
+      <w:proofErr w:type="spellStart"/>
+      <w:proofErr w:type="gramStart"/>
+      <w:r>
+        <w:rPr>
+          <w:sz w:val="28"/>
+          <w:szCs w:val="28"/>
+        </w:rPr>
+        <w:t>emp.address</w:t>
+      </w:r>
+      <w:proofErr w:type="gramEnd"/>
+      <w:r>
+        <w:rPr>
+          <w:sz w:val="28"/>
+          <w:szCs w:val="28"/>
+        </w:rPr>
+        <w:t>.state</w:t>
+      </w:r>
+      <w:proofErr w:type="spellEnd"/>
+      <w:r>
+        <w:rPr>
+          <w:sz w:val="28"/>
+          <w:szCs w:val="28"/>
+        </w:rPr>
+        <w:t>;</w:t>
       </w:r>
       <w:r>
         <w:rPr>
@@ -1065,7 +1790,32 @@
           <w:szCs w:val="28"/>
         </w:rPr>
         <w:br/>
-        <w:t xml:space="preserve">  if (!acc[state]) {</w:t>
+        <w:t xml:space="preserve">  if </w:t>
+      </w:r>
+      <w:proofErr w:type="gramStart"/>
+      <w:r>
+        <w:rPr>
+          <w:sz w:val="28"/>
+          <w:szCs w:val="28"/>
+        </w:rPr>
+        <w:t>(!</w:t>
+      </w:r>
+      <w:proofErr w:type="spellStart"/>
+      <w:r>
+        <w:rPr>
+          <w:sz w:val="28"/>
+          <w:szCs w:val="28"/>
+        </w:rPr>
+        <w:t>acc</w:t>
+      </w:r>
+      <w:proofErr w:type="spellEnd"/>
+      <w:proofErr w:type="gramEnd"/>
+      <w:r>
+        <w:rPr>
+          <w:sz w:val="28"/>
+          <w:szCs w:val="28"/>
+        </w:rPr>
+        <w:t>[state]) {</w:t>
       </w:r>
       <w:r>
         <w:rPr>
@@ -1073,7 +1823,23 @@
           <w:szCs w:val="28"/>
         </w:rPr>
         <w:br/>
-        <w:t xml:space="preserve">    acc[state] = [];</w:t>
+        <w:t xml:space="preserve">    </w:t>
+      </w:r>
+      <w:proofErr w:type="spellStart"/>
+      <w:r>
+        <w:rPr>
+          <w:sz w:val="28"/>
+          <w:szCs w:val="28"/>
+        </w:rPr>
+        <w:t>acc</w:t>
+      </w:r>
+      <w:proofErr w:type="spellEnd"/>
+      <w:r>
+        <w:rPr>
+          <w:sz w:val="28"/>
+          <w:szCs w:val="28"/>
+        </w:rPr>
+        <w:t>[state] = [];</w:t>
       </w:r>
       <w:r>
         <w:rPr>
@@ -1089,7 +1855,39 @@
           <w:szCs w:val="28"/>
         </w:rPr>
         <w:br/>
-        <w:t xml:space="preserve">  acc[state].push(emp);</w:t>
+        <w:t xml:space="preserve">  </w:t>
+      </w:r>
+      <w:proofErr w:type="spellStart"/>
+      <w:r>
+        <w:rPr>
+          <w:sz w:val="28"/>
+          <w:szCs w:val="28"/>
+        </w:rPr>
+        <w:t>acc</w:t>
+      </w:r>
+      <w:proofErr w:type="spellEnd"/>
+      <w:r>
+        <w:rPr>
+          <w:sz w:val="28"/>
+          <w:szCs w:val="28"/>
+        </w:rPr>
+        <w:t>[state</w:t>
+      </w:r>
+      <w:proofErr w:type="gramStart"/>
+      <w:r>
+        <w:rPr>
+          <w:sz w:val="28"/>
+          <w:szCs w:val="28"/>
+        </w:rPr>
+        <w:t>].push</w:t>
+      </w:r>
+      <w:proofErr w:type="gramEnd"/>
+      <w:r>
+        <w:rPr>
+          <w:sz w:val="28"/>
+          <w:szCs w:val="28"/>
+        </w:rPr>
+        <w:t>(emp);</w:t>
       </w:r>
       <w:r>
         <w:rPr>
@@ -1097,7 +1895,23 @@
           <w:szCs w:val="28"/>
         </w:rPr>
         <w:br/>
-        <w:t xml:space="preserve">  return acc;</w:t>
+        <w:t xml:space="preserve">  return </w:t>
+      </w:r>
+      <w:proofErr w:type="spellStart"/>
+      <w:r>
+        <w:rPr>
+          <w:sz w:val="28"/>
+          <w:szCs w:val="28"/>
+        </w:rPr>
+        <w:t>acc</w:t>
+      </w:r>
+      <w:proofErr w:type="spellEnd"/>
+      <w:r>
+        <w:rPr>
+          <w:sz w:val="28"/>
+          <w:szCs w:val="28"/>
+        </w:rPr>
+        <w:t>;</w:t>
       </w:r>
       <w:r>
         <w:rPr>
@@ -1120,8 +1934,26 @@
           <w:szCs w:val="28"/>
         </w:rPr>
         <w:br/>
-        <w:t>console.log(groupByState);</w:t>
-      </w:r>
+        <w:t>console.log(</w:t>
+      </w:r>
+      <w:proofErr w:type="spellStart"/>
+      <w:r>
+        <w:rPr>
+          <w:sz w:val="28"/>
+          <w:szCs w:val="28"/>
+        </w:rPr>
+        <w:t>groupByState</w:t>
+      </w:r>
+      <w:proofErr w:type="spellEnd"/>
+      <w:proofErr w:type="gramStart"/>
+      <w:r>
+        <w:rPr>
+          <w:sz w:val="28"/>
+          <w:szCs w:val="28"/>
+        </w:rPr>
+        <w:t>);</w:t>
+      </w:r>
+      <w:proofErr w:type="gramEnd"/>
     </w:p>
     <w:p>
       <w:pPr>
@@ -1182,7 +2014,59 @@
           <w:szCs w:val="28"/>
         </w:rPr>
         <w:lastRenderedPageBreak/>
-        <w:t>let allSkills = employees.flatMap(emp =&gt; emp.skillSet);</w:t>
+        <w:t xml:space="preserve">let </w:t>
+      </w:r>
+      <w:proofErr w:type="spellStart"/>
+      <w:r>
+        <w:rPr>
+          <w:sz w:val="28"/>
+          <w:szCs w:val="28"/>
+        </w:rPr>
+        <w:t>allSkills</w:t>
+      </w:r>
+      <w:proofErr w:type="spellEnd"/>
+      <w:r>
+        <w:rPr>
+          <w:sz w:val="28"/>
+          <w:szCs w:val="28"/>
+        </w:rPr>
+        <w:t xml:space="preserve"> = </w:t>
+      </w:r>
+      <w:proofErr w:type="spellStart"/>
+      <w:proofErr w:type="gramStart"/>
+      <w:r>
+        <w:rPr>
+          <w:sz w:val="28"/>
+          <w:szCs w:val="28"/>
+        </w:rPr>
+        <w:t>employees.flatMap</w:t>
+      </w:r>
+      <w:proofErr w:type="spellEnd"/>
+      <w:proofErr w:type="gramEnd"/>
+      <w:r>
+        <w:rPr>
+          <w:sz w:val="28"/>
+          <w:szCs w:val="28"/>
+        </w:rPr>
+        <w:t xml:space="preserve">(emp =&gt; </w:t>
+      </w:r>
+      <w:proofErr w:type="spellStart"/>
+      <w:proofErr w:type="gramStart"/>
+      <w:r>
+        <w:rPr>
+          <w:sz w:val="28"/>
+          <w:szCs w:val="28"/>
+        </w:rPr>
+        <w:t>emp.skillSet</w:t>
+      </w:r>
+      <w:proofErr w:type="spellEnd"/>
+      <w:proofErr w:type="gramEnd"/>
+      <w:r>
+        <w:rPr>
+          <w:sz w:val="28"/>
+          <w:szCs w:val="28"/>
+        </w:rPr>
+        <w:t>);</w:t>
       </w:r>
       <w:r>
         <w:rPr>
@@ -1190,8 +2074,26 @@
           <w:szCs w:val="28"/>
         </w:rPr>
         <w:br/>
-        <w:t>console.log(allSkills);</w:t>
-      </w:r>
+        <w:t>console.log(</w:t>
+      </w:r>
+      <w:proofErr w:type="spellStart"/>
+      <w:r>
+        <w:rPr>
+          <w:sz w:val="28"/>
+          <w:szCs w:val="28"/>
+        </w:rPr>
+        <w:t>allSkills</w:t>
+      </w:r>
+      <w:proofErr w:type="spellEnd"/>
+      <w:proofErr w:type="gramStart"/>
+      <w:r>
+        <w:rPr>
+          <w:sz w:val="28"/>
+          <w:szCs w:val="28"/>
+        </w:rPr>
+        <w:t>);</w:t>
+      </w:r>
+      <w:proofErr w:type="gramEnd"/>
     </w:p>
     <w:p>
       <w:pPr>
@@ -1251,7 +2153,41 @@
           <w:sz w:val="28"/>
           <w:szCs w:val="28"/>
         </w:rPr>
-        <w:t>let bangaloreEmp = employees.filter(</w:t>
+        <w:t xml:space="preserve">let </w:t>
+      </w:r>
+      <w:proofErr w:type="spellStart"/>
+      <w:r>
+        <w:rPr>
+          <w:sz w:val="28"/>
+          <w:szCs w:val="28"/>
+        </w:rPr>
+        <w:t>bangaloreEmp</w:t>
+      </w:r>
+      <w:proofErr w:type="spellEnd"/>
+      <w:r>
+        <w:rPr>
+          <w:sz w:val="28"/>
+          <w:szCs w:val="28"/>
+        </w:rPr>
+        <w:t xml:space="preserve"> = </w:t>
+      </w:r>
+      <w:proofErr w:type="spellStart"/>
+      <w:proofErr w:type="gramStart"/>
+      <w:r>
+        <w:rPr>
+          <w:sz w:val="28"/>
+          <w:szCs w:val="28"/>
+        </w:rPr>
+        <w:t>employees.filter</w:t>
+      </w:r>
+      <w:proofErr w:type="spellEnd"/>
+      <w:proofErr w:type="gramEnd"/>
+      <w:r>
+        <w:rPr>
+          <w:sz w:val="28"/>
+          <w:szCs w:val="28"/>
+        </w:rPr>
+        <w:t>(</w:t>
       </w:r>
       <w:r>
         <w:rPr>
@@ -1259,7 +2195,32 @@
           <w:szCs w:val="28"/>
         </w:rPr>
         <w:br/>
-        <w:t xml:space="preserve">  emp =&gt; emp.address.city === "Bangalore"</w:t>
+        <w:t xml:space="preserve">  emp =&gt; </w:t>
+      </w:r>
+      <w:proofErr w:type="spellStart"/>
+      <w:proofErr w:type="gramStart"/>
+      <w:r>
+        <w:rPr>
+          <w:sz w:val="28"/>
+          <w:szCs w:val="28"/>
+        </w:rPr>
+        <w:t>emp.address</w:t>
+      </w:r>
+      <w:proofErr w:type="gramEnd"/>
+      <w:r>
+        <w:rPr>
+          <w:sz w:val="28"/>
+          <w:szCs w:val="28"/>
+        </w:rPr>
+        <w:t>.city</w:t>
+      </w:r>
+      <w:proofErr w:type="spellEnd"/>
+      <w:r>
+        <w:rPr>
+          <w:sz w:val="28"/>
+          <w:szCs w:val="28"/>
+        </w:rPr>
+        <w:t xml:space="preserve"> === "Bangalore"</w:t>
       </w:r>
       <w:r>
         <w:rPr>
@@ -1282,8 +2243,26 @@
           <w:szCs w:val="28"/>
         </w:rPr>
         <w:br/>
-        <w:t>console.log(bangaloreEmp);</w:t>
-      </w:r>
+        <w:t>console.log(</w:t>
+      </w:r>
+      <w:proofErr w:type="spellStart"/>
+      <w:r>
+        <w:rPr>
+          <w:sz w:val="28"/>
+          <w:szCs w:val="28"/>
+        </w:rPr>
+        <w:t>bangaloreEmp</w:t>
+      </w:r>
+      <w:proofErr w:type="spellEnd"/>
+      <w:proofErr w:type="gramStart"/>
+      <w:r>
+        <w:rPr>
+          <w:sz w:val="28"/>
+          <w:szCs w:val="28"/>
+        </w:rPr>
+        <w:t>);</w:t>
+      </w:r>
+      <w:proofErr w:type="gramEnd"/>
     </w:p>
     <w:p>
       <w:pPr>
@@ -1343,7 +2322,66 @@
           <w:sz w:val="28"/>
           <w:szCs w:val="28"/>
         </w:rPr>
-        <w:t>let activeCount = employees.filter(emp =&gt; emp.isActive).length;</w:t>
+        <w:t xml:space="preserve">let </w:t>
+      </w:r>
+      <w:proofErr w:type="spellStart"/>
+      <w:r>
+        <w:rPr>
+          <w:sz w:val="28"/>
+          <w:szCs w:val="28"/>
+        </w:rPr>
+        <w:t>activeCount</w:t>
+      </w:r>
+      <w:proofErr w:type="spellEnd"/>
+      <w:r>
+        <w:rPr>
+          <w:sz w:val="28"/>
+          <w:szCs w:val="28"/>
+        </w:rPr>
+        <w:t xml:space="preserve"> = </w:t>
+      </w:r>
+      <w:proofErr w:type="spellStart"/>
+      <w:proofErr w:type="gramStart"/>
+      <w:r>
+        <w:rPr>
+          <w:sz w:val="28"/>
+          <w:szCs w:val="28"/>
+        </w:rPr>
+        <w:t>employees.filter</w:t>
+      </w:r>
+      <w:proofErr w:type="spellEnd"/>
+      <w:proofErr w:type="gramEnd"/>
+      <w:r>
+        <w:rPr>
+          <w:sz w:val="28"/>
+          <w:szCs w:val="28"/>
+        </w:rPr>
+        <w:t xml:space="preserve">(emp =&gt; </w:t>
+      </w:r>
+      <w:proofErr w:type="spellStart"/>
+      <w:proofErr w:type="gramStart"/>
+      <w:r>
+        <w:rPr>
+          <w:sz w:val="28"/>
+          <w:szCs w:val="28"/>
+        </w:rPr>
+        <w:t>emp.isActive</w:t>
+      </w:r>
+      <w:proofErr w:type="spellEnd"/>
+      <w:r>
+        <w:rPr>
+          <w:sz w:val="28"/>
+          <w:szCs w:val="28"/>
+        </w:rPr>
+        <w:t>).length</w:t>
+      </w:r>
+      <w:proofErr w:type="gramEnd"/>
+      <w:r>
+        <w:rPr>
+          <w:sz w:val="28"/>
+          <w:szCs w:val="28"/>
+        </w:rPr>
+        <w:t>;</w:t>
       </w:r>
       <w:r>
         <w:rPr>
@@ -1351,8 +2389,26 @@
           <w:szCs w:val="28"/>
         </w:rPr>
         <w:br/>
-        <w:t>console.log(activeCount);</w:t>
-      </w:r>
+        <w:t>console.log(</w:t>
+      </w:r>
+      <w:proofErr w:type="spellStart"/>
+      <w:r>
+        <w:rPr>
+          <w:sz w:val="28"/>
+          <w:szCs w:val="28"/>
+        </w:rPr>
+        <w:t>activeCount</w:t>
+      </w:r>
+      <w:proofErr w:type="spellEnd"/>
+      <w:proofErr w:type="gramStart"/>
+      <w:r>
+        <w:rPr>
+          <w:sz w:val="28"/>
+          <w:szCs w:val="28"/>
+        </w:rPr>
+        <w:t>);</w:t>
+      </w:r>
+      <w:proofErr w:type="gramEnd"/>
     </w:p>
     <w:p>
       <w:pPr>
@@ -1435,7 +2491,23 @@
           <w:sz w:val="28"/>
           <w:szCs w:val="28"/>
         </w:rPr>
-        <w:t>let javaDevs = employees</w:t>
+        <w:t xml:space="preserve">let </w:t>
+      </w:r>
+      <w:proofErr w:type="spellStart"/>
+      <w:r>
+        <w:rPr>
+          <w:sz w:val="28"/>
+          <w:szCs w:val="28"/>
+        </w:rPr>
+        <w:t>javaDevs</w:t>
+      </w:r>
+      <w:proofErr w:type="spellEnd"/>
+      <w:r>
+        <w:rPr>
+          <w:sz w:val="28"/>
+          <w:szCs w:val="28"/>
+        </w:rPr>
+        <w:t xml:space="preserve"> = employees</w:t>
       </w:r>
       <w:r>
         <w:rPr>
@@ -1443,7 +2515,41 @@
           <w:szCs w:val="28"/>
         </w:rPr>
         <w:br/>
-        <w:t xml:space="preserve">  .filter(emp =&gt; emp.isActive)</w:t>
+        <w:t xml:space="preserve">  .</w:t>
+      </w:r>
+      <w:proofErr w:type="gramStart"/>
+      <w:r>
+        <w:rPr>
+          <w:sz w:val="28"/>
+          <w:szCs w:val="28"/>
+        </w:rPr>
+        <w:t>filter(</w:t>
+      </w:r>
+      <w:proofErr w:type="gramEnd"/>
+      <w:r>
+        <w:rPr>
+          <w:sz w:val="28"/>
+          <w:szCs w:val="28"/>
+        </w:rPr>
+        <w:t xml:space="preserve">emp =&gt; </w:t>
+      </w:r>
+      <w:proofErr w:type="spellStart"/>
+      <w:proofErr w:type="gramStart"/>
+      <w:r>
+        <w:rPr>
+          <w:sz w:val="28"/>
+          <w:szCs w:val="28"/>
+        </w:rPr>
+        <w:t>emp.isActive</w:t>
+      </w:r>
+      <w:proofErr w:type="spellEnd"/>
+      <w:proofErr w:type="gramEnd"/>
+      <w:r>
+        <w:rPr>
+          <w:sz w:val="28"/>
+          <w:szCs w:val="28"/>
+        </w:rPr>
+        <w:t>)</w:t>
       </w:r>
       <w:r>
         <w:rPr>
@@ -1451,7 +2557,41 @@
           <w:szCs w:val="28"/>
         </w:rPr>
         <w:br/>
-        <w:t xml:space="preserve">  .filter(emp =&gt; emp.skillSet.includes("Java"));</w:t>
+        <w:t xml:space="preserve">  .</w:t>
+      </w:r>
+      <w:proofErr w:type="gramStart"/>
+      <w:r>
+        <w:rPr>
+          <w:sz w:val="28"/>
+          <w:szCs w:val="28"/>
+        </w:rPr>
+        <w:t>filter(</w:t>
+      </w:r>
+      <w:proofErr w:type="gramEnd"/>
+      <w:r>
+        <w:rPr>
+          <w:sz w:val="28"/>
+          <w:szCs w:val="28"/>
+        </w:rPr>
+        <w:t xml:space="preserve">emp =&gt; </w:t>
+      </w:r>
+      <w:proofErr w:type="spellStart"/>
+      <w:proofErr w:type="gramStart"/>
+      <w:r>
+        <w:rPr>
+          <w:sz w:val="28"/>
+          <w:szCs w:val="28"/>
+        </w:rPr>
+        <w:t>emp.skillSet.includes</w:t>
+      </w:r>
+      <w:proofErr w:type="spellEnd"/>
+      <w:proofErr w:type="gramEnd"/>
+      <w:r>
+        <w:rPr>
+          <w:sz w:val="28"/>
+          <w:szCs w:val="28"/>
+        </w:rPr>
+        <w:t>("Java"));</w:t>
       </w:r>
       <w:r>
         <w:rPr>
@@ -1466,24 +2606,368 @@
           <w:szCs w:val="28"/>
         </w:rPr>
         <w:br/>
-        <w:t>console.log(javaDevs);</w:t>
-      </w:r>
-    </w:p>
-    <w:p>
-      <w:pPr>
-        <w:rPr>
-          <w:sz w:val="28"/>
-          <w:szCs w:val="28"/>
-        </w:rPr>
-      </w:pPr>
-    </w:p>
-    <w:p>
-      <w:pPr>
-        <w:rPr>
-          <w:sz w:val="28"/>
-          <w:szCs w:val="28"/>
-        </w:rPr>
-      </w:pPr>
+        <w:t>console.log(</w:t>
+      </w:r>
+      <w:proofErr w:type="spellStart"/>
+      <w:r>
+        <w:rPr>
+          <w:sz w:val="28"/>
+          <w:szCs w:val="28"/>
+        </w:rPr>
+        <w:t>javaDevs</w:t>
+      </w:r>
+      <w:proofErr w:type="spellEnd"/>
+      <w:proofErr w:type="gramStart"/>
+      <w:r>
+        <w:rPr>
+          <w:sz w:val="28"/>
+          <w:szCs w:val="28"/>
+        </w:rPr>
+        <w:t>);</w:t>
+      </w:r>
+      <w:proofErr w:type="gramEnd"/>
+    </w:p>
+    <w:p>
+      <w:pPr>
+        <w:rPr>
+          <w:sz w:val="28"/>
+          <w:szCs w:val="28"/>
+        </w:rPr>
+      </w:pPr>
+    </w:p>
+    <w:p>
+      <w:pPr>
+        <w:rPr>
+          <w:sz w:val="28"/>
+          <w:szCs w:val="28"/>
+        </w:rPr>
+      </w:pPr>
+      <w:proofErr w:type="gramStart"/>
+      <w:r>
+        <w:rPr>
+          <w:sz w:val="28"/>
+          <w:szCs w:val="28"/>
+        </w:rPr>
+        <w:t>Stack :</w:t>
+      </w:r>
+      <w:proofErr w:type="gramEnd"/>
+      <w:r>
+        <w:rPr>
+          <w:sz w:val="28"/>
+          <w:szCs w:val="28"/>
+        </w:rPr>
+        <w:t xml:space="preserve"> Stack is a type of linear data structure which follow principles as </w:t>
+      </w:r>
+    </w:p>
+    <w:p>
+      <w:pPr>
+        <w:rPr>
+          <w:sz w:val="28"/>
+          <w:szCs w:val="28"/>
+        </w:rPr>
+      </w:pPr>
+    </w:p>
+    <w:p>
+      <w:pPr>
+        <w:rPr>
+          <w:sz w:val="28"/>
+          <w:szCs w:val="28"/>
+        </w:rPr>
+      </w:pPr>
+    </w:p>
+    <w:p>
+      <w:pPr>
+        <w:rPr>
+          <w:sz w:val="28"/>
+          <w:szCs w:val="28"/>
+        </w:rPr>
+      </w:pPr>
+    </w:p>
+    <w:p>
+      <w:pPr>
+        <w:rPr>
+          <w:sz w:val="28"/>
+          <w:szCs w:val="28"/>
+        </w:rPr>
+      </w:pPr>
+    </w:p>
+    <w:p>
+      <w:pPr>
+        <w:rPr>
+          <w:sz w:val="28"/>
+          <w:szCs w:val="28"/>
+        </w:rPr>
+      </w:pPr>
+    </w:p>
+    <w:p>
+      <w:pPr>
+        <w:rPr>
+          <w:sz w:val="28"/>
+          <w:szCs w:val="28"/>
+        </w:rPr>
+      </w:pPr>
+      <w:r>
+        <w:rPr>
+          <w:sz w:val="28"/>
+          <w:szCs w:val="28"/>
+        </w:rPr>
+        <w:lastRenderedPageBreak/>
+        <w:t xml:space="preserve">First In Last Out or Last </w:t>
+      </w:r>
+      <w:proofErr w:type="gramStart"/>
+      <w:r>
+        <w:rPr>
+          <w:sz w:val="28"/>
+          <w:szCs w:val="28"/>
+        </w:rPr>
+        <w:t>In</w:t>
+      </w:r>
+      <w:proofErr w:type="gramEnd"/>
+      <w:r>
+        <w:rPr>
+          <w:sz w:val="28"/>
+          <w:szCs w:val="28"/>
+        </w:rPr>
+        <w:t xml:space="preserve"> First out. </w:t>
+      </w:r>
+    </w:p>
+    <w:p>
+      <w:pPr>
+        <w:rPr>
+          <w:sz w:val="28"/>
+          <w:szCs w:val="28"/>
+        </w:rPr>
+      </w:pPr>
+      <w:r>
+        <w:rPr>
+          <w:sz w:val="28"/>
+          <w:szCs w:val="28"/>
+        </w:rPr>
+        <w:t xml:space="preserve">Main functionality for the Stack is </w:t>
+      </w:r>
+    </w:p>
+    <w:p>
+      <w:pPr>
+        <w:rPr>
+          <w:sz w:val="28"/>
+          <w:szCs w:val="28"/>
+        </w:rPr>
+      </w:pPr>
+      <w:r>
+        <w:rPr>
+          <w:sz w:val="28"/>
+          <w:szCs w:val="28"/>
+        </w:rPr>
+        <w:t xml:space="preserve">Push </w:t>
+      </w:r>
+      <w:r>
+        <w:rPr>
+          <w:sz w:val="28"/>
+          <w:szCs w:val="28"/>
+        </w:rPr>
+        <w:sym w:font="Wingdings" w:char="F0E0"/>
+      </w:r>
+      <w:r>
+        <w:rPr>
+          <w:sz w:val="28"/>
+          <w:szCs w:val="28"/>
+        </w:rPr>
+        <w:t xml:space="preserve"> to Add the data from top. </w:t>
+      </w:r>
+    </w:p>
+    <w:p>
+      <w:pPr>
+        <w:rPr>
+          <w:sz w:val="28"/>
+          <w:szCs w:val="28"/>
+        </w:rPr>
+      </w:pPr>
+      <w:r>
+        <w:rPr>
+          <w:sz w:val="28"/>
+          <w:szCs w:val="28"/>
+        </w:rPr>
+        <w:t xml:space="preserve">Pop </w:t>
+      </w:r>
+      <w:r>
+        <w:rPr>
+          <w:sz w:val="28"/>
+          <w:szCs w:val="28"/>
+        </w:rPr>
+        <w:sym w:font="Wingdings" w:char="F0E0"/>
+      </w:r>
+      <w:r>
+        <w:rPr>
+          <w:sz w:val="28"/>
+          <w:szCs w:val="28"/>
+        </w:rPr>
+        <w:t xml:space="preserve"> to remove </w:t>
+      </w:r>
+      <w:proofErr w:type="gramStart"/>
+      <w:r>
+        <w:rPr>
+          <w:sz w:val="28"/>
+          <w:szCs w:val="28"/>
+        </w:rPr>
+        <w:t>top most</w:t>
+      </w:r>
+      <w:proofErr w:type="gramEnd"/>
+      <w:r>
+        <w:rPr>
+          <w:sz w:val="28"/>
+          <w:szCs w:val="28"/>
+        </w:rPr>
+        <w:t xml:space="preserve"> data. </w:t>
+      </w:r>
+    </w:p>
+    <w:p>
+      <w:pPr>
+        <w:rPr>
+          <w:sz w:val="28"/>
+          <w:szCs w:val="28"/>
+        </w:rPr>
+      </w:pPr>
+      <w:r>
+        <w:rPr>
+          <w:sz w:val="28"/>
+          <w:szCs w:val="28"/>
+        </w:rPr>
+        <w:t xml:space="preserve">Peek </w:t>
+      </w:r>
+      <w:r>
+        <w:rPr>
+          <w:sz w:val="28"/>
+          <w:szCs w:val="28"/>
+        </w:rPr>
+        <w:sym w:font="Wingdings" w:char="F0E0"/>
+      </w:r>
+      <w:r>
+        <w:rPr>
+          <w:sz w:val="28"/>
+          <w:szCs w:val="28"/>
+        </w:rPr>
+        <w:t xml:space="preserve"> to retrieve </w:t>
+      </w:r>
+      <w:proofErr w:type="gramStart"/>
+      <w:r>
+        <w:rPr>
+          <w:sz w:val="28"/>
+          <w:szCs w:val="28"/>
+        </w:rPr>
+        <w:t>top most</w:t>
+      </w:r>
+      <w:proofErr w:type="gramEnd"/>
+      <w:r>
+        <w:rPr>
+          <w:sz w:val="28"/>
+          <w:szCs w:val="28"/>
+        </w:rPr>
+        <w:t xml:space="preserve"> data. </w:t>
+      </w:r>
+    </w:p>
+    <w:p>
+      <w:pPr>
+        <w:rPr>
+          <w:sz w:val="28"/>
+          <w:szCs w:val="28"/>
+        </w:rPr>
+      </w:pPr>
+      <w:proofErr w:type="spellStart"/>
+      <w:r>
+        <w:rPr>
+          <w:sz w:val="28"/>
+          <w:szCs w:val="28"/>
+        </w:rPr>
+        <w:t>isEmpty</w:t>
+      </w:r>
+      <w:proofErr w:type="spellEnd"/>
+      <w:r>
+        <w:rPr>
+          <w:sz w:val="28"/>
+          <w:szCs w:val="28"/>
+        </w:rPr>
+        <w:sym w:font="Wingdings" w:char="F0E0"/>
+      </w:r>
+      <w:r>
+        <w:rPr>
+          <w:sz w:val="28"/>
+          <w:szCs w:val="28"/>
+        </w:rPr>
+        <w:t xml:space="preserve"> to check stack is empty or not </w:t>
+      </w:r>
+    </w:p>
+    <w:p>
+      <w:pPr>
+        <w:rPr>
+          <w:sz w:val="28"/>
+          <w:szCs w:val="28"/>
+        </w:rPr>
+      </w:pPr>
+      <w:r>
+        <w:rPr>
+          <w:sz w:val="28"/>
+          <w:szCs w:val="28"/>
+        </w:rPr>
+        <w:t xml:space="preserve">overflow </w:t>
+      </w:r>
+      <w:r>
+        <w:rPr>
+          <w:sz w:val="28"/>
+          <w:szCs w:val="28"/>
+        </w:rPr>
+        <w:sym w:font="Wingdings" w:char="F0E0"/>
+      </w:r>
+      <w:r>
+        <w:rPr>
+          <w:sz w:val="28"/>
+          <w:szCs w:val="28"/>
+        </w:rPr>
+        <w:t xml:space="preserve"> (array implementation) or full </w:t>
+      </w:r>
+    </w:p>
+    <w:p>
+      <w:pPr>
+        <w:rPr>
+          <w:sz w:val="28"/>
+          <w:szCs w:val="28"/>
+        </w:rPr>
+      </w:pPr>
+      <w:r>
+        <w:rPr>
+          <w:sz w:val="28"/>
+          <w:szCs w:val="28"/>
+        </w:rPr>
+        <w:t xml:space="preserve">Underflow </w:t>
+      </w:r>
+      <w:r>
+        <w:rPr>
+          <w:sz w:val="28"/>
+          <w:szCs w:val="28"/>
+        </w:rPr>
+        <w:sym w:font="Wingdings" w:char="F0E0"/>
+      </w:r>
+      <w:r>
+        <w:rPr>
+          <w:sz w:val="28"/>
+          <w:szCs w:val="28"/>
+        </w:rPr>
+        <w:t xml:space="preserve"> empty </w:t>
+      </w:r>
+    </w:p>
+    <w:p>
+      <w:pPr>
+        <w:rPr>
+          <w:sz w:val="28"/>
+          <w:szCs w:val="28"/>
+        </w:rPr>
+      </w:pPr>
+      <w:r>
+        <w:rPr>
+          <w:sz w:val="28"/>
+          <w:szCs w:val="28"/>
+        </w:rPr>
+        <w:t xml:space="preserve"> </w:t>
+      </w:r>
     </w:p>
     <w:p>
       <w:pPr>

--- a/FSD MERN - Data Structures and Algorithms MARCH 2026 batch 1/FSD MERN - Data Structures and Algorithms - Day 2 - 22-03-2026.docx
+++ b/FSD MERN - Data Structures and Algorithms MARCH 2026 batch 1/FSD MERN - Data Structures and Algorithms - Day 2 - 22-03-2026.docx
@@ -87,7 +87,6 @@
         <w:t xml:space="preserve">Objects: object is type of reference or </w:t>
       </w:r>
       <w:proofErr w:type="spellStart"/>
-      <w:proofErr w:type="gramStart"/>
       <w:r>
         <w:rPr>
           <w:sz w:val="28"/>
@@ -96,7 +95,6 @@
         <w:t>non primitive</w:t>
       </w:r>
       <w:proofErr w:type="spellEnd"/>
-      <w:proofErr w:type="gramEnd"/>
       <w:r>
         <w:rPr>
           <w:sz w:val="28"/>
@@ -112,45 +110,27 @@
           <w:szCs w:val="28"/>
         </w:rPr>
       </w:pPr>
-      <w:proofErr w:type="gramStart"/>
-      <w:r>
-        <w:rPr>
-          <w:sz w:val="28"/>
-          <w:szCs w:val="28"/>
-        </w:rPr>
-        <w:t>Structure :</w:t>
-      </w:r>
-      <w:proofErr w:type="gramEnd"/>
-      <w:r>
-        <w:rPr>
-          <w:sz w:val="28"/>
-          <w:szCs w:val="28"/>
-        </w:rPr>
-        <w:t xml:space="preserve"> is a type of user defined or reference data types which help to store more than one value of different types in C/C++/C#. </w:t>
-      </w:r>
-    </w:p>
-    <w:p>
-      <w:pPr>
-        <w:rPr>
-          <w:sz w:val="28"/>
-          <w:szCs w:val="28"/>
-        </w:rPr>
-      </w:pPr>
-      <w:proofErr w:type="gramStart"/>
-      <w:r>
-        <w:rPr>
-          <w:sz w:val="28"/>
-          <w:szCs w:val="28"/>
-        </w:rPr>
-        <w:t>Class :</w:t>
-      </w:r>
-      <w:proofErr w:type="gramEnd"/>
-      <w:r>
-        <w:rPr>
-          <w:sz w:val="28"/>
-          <w:szCs w:val="28"/>
-        </w:rPr>
-        <w:t xml:space="preserve"> class is user defined data types help to store different value as well as function/methods. </w:t>
+      <w:r>
+        <w:rPr>
+          <w:sz w:val="28"/>
+          <w:szCs w:val="28"/>
+        </w:rPr>
+        <w:t xml:space="preserve">Structure : is a type of user defined or reference data types which help to store more than one value of different types in C/C++/C#. </w:t>
+      </w:r>
+    </w:p>
+    <w:p>
+      <w:pPr>
+        <w:rPr>
+          <w:sz w:val="28"/>
+          <w:szCs w:val="28"/>
+        </w:rPr>
+      </w:pPr>
+      <w:r>
+        <w:rPr>
+          <w:sz w:val="28"/>
+          <w:szCs w:val="28"/>
+        </w:rPr>
+        <w:t xml:space="preserve">Class : class is user defined data types help to store different value as well as function/methods. </w:t>
       </w:r>
     </w:p>
     <w:p>
@@ -218,7 +198,6 @@
         <w:t xml:space="preserve">let names = </w:t>
       </w:r>
       <w:proofErr w:type="spellStart"/>
-      <w:proofErr w:type="gramStart"/>
       <w:r>
         <w:rPr>
           <w:sz w:val="28"/>
@@ -232,15 +211,7 @@
           <w:sz w:val="28"/>
           <w:szCs w:val="28"/>
         </w:rPr>
-        <w:t>(</w:t>
-      </w:r>
-      <w:proofErr w:type="gramEnd"/>
-      <w:r>
-        <w:rPr>
-          <w:sz w:val="28"/>
-          <w:szCs w:val="28"/>
-        </w:rPr>
-        <w:t>emp =&gt; emp.name);</w:t>
+        <w:t>(emp =&gt; emp.name);</w:t>
       </w:r>
       <w:r>
         <w:rPr>
@@ -248,17 +219,8 @@
           <w:szCs w:val="28"/>
         </w:rPr>
         <w:br/>
-        <w:t>console.log(names</w:t>
-      </w:r>
-      <w:proofErr w:type="gramStart"/>
-      <w:r>
-        <w:rPr>
-          <w:sz w:val="28"/>
-          <w:szCs w:val="28"/>
-        </w:rPr>
-        <w:t>);</w:t>
-      </w:r>
-      <w:proofErr w:type="gramEnd"/>
+        <w:t>console.log(names);</w:t>
+      </w:r>
     </w:p>
     <w:p>
       <w:pPr>
@@ -337,7 +299,6 @@
         <w:t xml:space="preserve"> = </w:t>
       </w:r>
       <w:proofErr w:type="spellStart"/>
-      <w:proofErr w:type="gramStart"/>
       <w:r>
         <w:rPr>
           <w:sz w:val="28"/>
@@ -346,7 +307,6 @@
         <w:t>employees.filter</w:t>
       </w:r>
       <w:proofErr w:type="spellEnd"/>
-      <w:proofErr w:type="gramEnd"/>
       <w:r>
         <w:rPr>
           <w:sz w:val="28"/>
@@ -355,7 +315,6 @@
         <w:t xml:space="preserve">(emp =&gt; </w:t>
       </w:r>
       <w:proofErr w:type="spellStart"/>
-      <w:proofErr w:type="gramStart"/>
       <w:r>
         <w:rPr>
           <w:sz w:val="28"/>
@@ -364,7 +323,6 @@
         <w:t>emp.isActive</w:t>
       </w:r>
       <w:proofErr w:type="spellEnd"/>
-      <w:proofErr w:type="gramEnd"/>
       <w:r>
         <w:rPr>
           <w:sz w:val="28"/>
@@ -389,7 +347,6 @@
         <w:t>activeEmployees</w:t>
       </w:r>
       <w:proofErr w:type="spellEnd"/>
-      <w:proofErr w:type="gramStart"/>
       <w:r>
         <w:rPr>
           <w:sz w:val="28"/>
@@ -397,7 +354,6 @@
         </w:rPr>
         <w:t>);</w:t>
       </w:r>
-      <w:proofErr w:type="gramEnd"/>
     </w:p>
     <w:p>
       <w:pPr>
@@ -460,7 +416,6 @@
         <w:t xml:space="preserve">let emp = </w:t>
       </w:r>
       <w:proofErr w:type="spellStart"/>
-      <w:proofErr w:type="gramStart"/>
       <w:r>
         <w:rPr>
           <w:sz w:val="28"/>
@@ -469,7 +424,6 @@
         <w:t>employees.find</w:t>
       </w:r>
       <w:proofErr w:type="spellEnd"/>
-      <w:proofErr w:type="gramEnd"/>
       <w:r>
         <w:rPr>
           <w:sz w:val="28"/>
@@ -483,17 +437,8 @@
           <w:szCs w:val="28"/>
         </w:rPr>
         <w:br/>
-        <w:t>console.log(emp</w:t>
-      </w:r>
-      <w:proofErr w:type="gramStart"/>
-      <w:r>
-        <w:rPr>
-          <w:sz w:val="28"/>
-          <w:szCs w:val="28"/>
-        </w:rPr>
-        <w:t>);</w:t>
-      </w:r>
-      <w:proofErr w:type="gramEnd"/>
+        <w:t>console.log(emp);</w:t>
+      </w:r>
     </w:p>
     <w:p>
       <w:pPr>
@@ -557,7 +502,6 @@
         <w:t xml:space="preserve">let isAnyAbove30 = </w:t>
       </w:r>
       <w:proofErr w:type="spellStart"/>
-      <w:proofErr w:type="gramStart"/>
       <w:r>
         <w:rPr>
           <w:sz w:val="28"/>
@@ -566,7 +510,6 @@
         <w:t>employees.some</w:t>
       </w:r>
       <w:proofErr w:type="spellEnd"/>
-      <w:proofErr w:type="gramEnd"/>
       <w:r>
         <w:rPr>
           <w:sz w:val="28"/>
@@ -596,17 +539,8 @@
           <w:szCs w:val="28"/>
         </w:rPr>
         <w:br/>
-        <w:t>console.log(isAnyAbove30</w:t>
-      </w:r>
-      <w:proofErr w:type="gramStart"/>
-      <w:r>
-        <w:rPr>
-          <w:sz w:val="28"/>
-          <w:szCs w:val="28"/>
-        </w:rPr>
-        <w:t>);</w:t>
-      </w:r>
-      <w:proofErr w:type="gramEnd"/>
+        <w:t>console.log(isAnyAbove30);</w:t>
+      </w:r>
     </w:p>
     <w:p>
       <w:pPr>
@@ -685,7 +619,6 @@
         <w:t xml:space="preserve"> = </w:t>
       </w:r>
       <w:proofErr w:type="spellStart"/>
-      <w:proofErr w:type="gramStart"/>
       <w:r>
         <w:rPr>
           <w:sz w:val="28"/>
@@ -694,7 +627,6 @@
         <w:t>employees.every</w:t>
       </w:r>
       <w:proofErr w:type="spellEnd"/>
-      <w:proofErr w:type="gramEnd"/>
       <w:r>
         <w:rPr>
           <w:sz w:val="28"/>
@@ -703,7 +635,6 @@
         <w:t xml:space="preserve">(emp =&gt; </w:t>
       </w:r>
       <w:proofErr w:type="spellStart"/>
-      <w:proofErr w:type="gramStart"/>
       <w:r>
         <w:rPr>
           <w:sz w:val="28"/>
@@ -712,7 +643,6 @@
         <w:t>emp.isActive</w:t>
       </w:r>
       <w:proofErr w:type="spellEnd"/>
-      <w:proofErr w:type="gramEnd"/>
       <w:r>
         <w:rPr>
           <w:sz w:val="28"/>
@@ -737,7 +667,6 @@
         <w:t>allActive</w:t>
       </w:r>
       <w:proofErr w:type="spellEnd"/>
-      <w:proofErr w:type="gramStart"/>
       <w:r>
         <w:rPr>
           <w:sz w:val="28"/>
@@ -745,7 +674,6 @@
         </w:rPr>
         <w:t>);</w:t>
       </w:r>
-      <w:proofErr w:type="gramEnd"/>
     </w:p>
     <w:p>
       <w:pPr>
@@ -801,7 +729,6 @@
         </w:rPr>
       </w:pPr>
       <w:proofErr w:type="spellStart"/>
-      <w:proofErr w:type="gramStart"/>
       <w:r>
         <w:rPr>
           <w:sz w:val="28"/>
@@ -810,7 +737,6 @@
         <w:t>employees.push</w:t>
       </w:r>
       <w:proofErr w:type="spellEnd"/>
-      <w:proofErr w:type="gramEnd"/>
       <w:r>
         <w:rPr>
           <w:sz w:val="28"/>
@@ -896,33 +822,8 @@
           <w:szCs w:val="28"/>
         </w:rPr>
         <w:br/>
-        <w:t xml:space="preserve">  address: </w:t>
-      </w:r>
-      <w:proofErr w:type="gramStart"/>
-      <w:r>
-        <w:rPr>
-          <w:sz w:val="28"/>
-          <w:szCs w:val="28"/>
-        </w:rPr>
-        <w:t>{ city</w:t>
-      </w:r>
-      <w:proofErr w:type="gramEnd"/>
-      <w:r>
-        <w:rPr>
-          <w:sz w:val="28"/>
-          <w:szCs w:val="28"/>
-        </w:rPr>
-        <w:t>: "Mysore", state: "Kar</w:t>
-      </w:r>
-      <w:proofErr w:type="gramStart"/>
-      <w:r>
-        <w:rPr>
-          <w:sz w:val="28"/>
-          <w:szCs w:val="28"/>
-        </w:rPr>
-        <w:t>" }</w:t>
-      </w:r>
-      <w:proofErr w:type="gramEnd"/>
+        <w:t xml:space="preserve">  address: { city: "Mysore", state: "Kar" }</w:t>
+      </w:r>
       <w:r>
         <w:rPr>
           <w:sz w:val="28"/>
@@ -944,17 +845,8 @@
           <w:szCs w:val="28"/>
         </w:rPr>
         <w:br/>
-        <w:t>console.log(employees</w:t>
-      </w:r>
-      <w:proofErr w:type="gramStart"/>
-      <w:r>
-        <w:rPr>
-          <w:sz w:val="28"/>
-          <w:szCs w:val="28"/>
-        </w:rPr>
-        <w:t>);</w:t>
-      </w:r>
-      <w:proofErr w:type="gramEnd"/>
+        <w:t>console.log(employees);</w:t>
+      </w:r>
     </w:p>
     <w:p>
       <w:pPr>
@@ -1031,17 +923,8 @@
           <w:szCs w:val="28"/>
         </w:rPr>
         <w:br/>
-        <w:t>console.log(employees</w:t>
-      </w:r>
-      <w:proofErr w:type="gramStart"/>
-      <w:r>
-        <w:rPr>
-          <w:sz w:val="28"/>
-          <w:szCs w:val="28"/>
-        </w:rPr>
-        <w:t>);</w:t>
-      </w:r>
-      <w:proofErr w:type="gramEnd"/>
+        <w:t>console.log(employees);</w:t>
+      </w:r>
     </w:p>
     <w:p>
       <w:pPr>
@@ -1127,7 +1010,6 @@
         <w:t xml:space="preserve">employees = </w:t>
       </w:r>
       <w:proofErr w:type="spellStart"/>
-      <w:proofErr w:type="gramStart"/>
       <w:r>
         <w:rPr>
           <w:sz w:val="28"/>
@@ -1141,15 +1023,7 @@
           <w:sz w:val="28"/>
           <w:szCs w:val="28"/>
         </w:rPr>
-        <w:t>(</w:t>
-      </w:r>
-      <w:proofErr w:type="gramEnd"/>
-      <w:r>
-        <w:rPr>
-          <w:sz w:val="28"/>
-          <w:szCs w:val="28"/>
-        </w:rPr>
-        <w:t xml:space="preserve">emp =&gt; </w:t>
+        <w:t xml:space="preserve">(emp =&gt; </w:t>
       </w:r>
       <w:r>
         <w:rPr>
@@ -1157,55 +1031,7 @@
           <w:szCs w:val="28"/>
         </w:rPr>
         <w:br/>
-        <w:t xml:space="preserve">  emp.id === </w:t>
-      </w:r>
-      <w:proofErr w:type="gramStart"/>
-      <w:r>
-        <w:rPr>
-          <w:sz w:val="28"/>
-          <w:szCs w:val="28"/>
-        </w:rPr>
-        <w:t>102 ?</w:t>
-      </w:r>
-      <w:proofErr w:type="gramEnd"/>
-      <w:r>
-        <w:rPr>
-          <w:sz w:val="28"/>
-          <w:szCs w:val="28"/>
-        </w:rPr>
-        <w:t xml:space="preserve"> </w:t>
-      </w:r>
-      <w:proofErr w:type="gramStart"/>
-      <w:r>
-        <w:rPr>
-          <w:sz w:val="28"/>
-          <w:szCs w:val="28"/>
-        </w:rPr>
-        <w:t>{ ...</w:t>
-      </w:r>
-      <w:proofErr w:type="gramEnd"/>
-      <w:r>
-        <w:rPr>
-          <w:sz w:val="28"/>
-          <w:szCs w:val="28"/>
-        </w:rPr>
-        <w:t xml:space="preserve">emp, age: </w:t>
-      </w:r>
-      <w:proofErr w:type="gramStart"/>
-      <w:r>
-        <w:rPr>
-          <w:sz w:val="28"/>
-          <w:szCs w:val="28"/>
-        </w:rPr>
-        <w:t>35 }</w:t>
-      </w:r>
-      <w:proofErr w:type="gramEnd"/>
-      <w:r>
-        <w:rPr>
-          <w:sz w:val="28"/>
-          <w:szCs w:val="28"/>
-        </w:rPr>
-        <w:t xml:space="preserve"> : emp</w:t>
+        <w:t xml:space="preserve">  emp.id === 102 ? { ...emp, age: 35 } : emp</w:t>
       </w:r>
       <w:r>
         <w:rPr>
@@ -1229,17 +1055,8 @@
         </w:rPr>
         <w:lastRenderedPageBreak/>
         <w:br/>
-        <w:t>console.log(employees</w:t>
-      </w:r>
-      <w:proofErr w:type="gramStart"/>
-      <w:r>
-        <w:rPr>
-          <w:sz w:val="28"/>
-          <w:szCs w:val="28"/>
-        </w:rPr>
-        <w:t>);</w:t>
-      </w:r>
-      <w:proofErr w:type="gramEnd"/>
+        <w:t>console.log(employees);</w:t>
+      </w:r>
     </w:p>
     <w:p>
       <w:pPr>
@@ -1302,7 +1119,6 @@
         <w:t xml:space="preserve">employees = </w:t>
       </w:r>
       <w:proofErr w:type="spellStart"/>
-      <w:proofErr w:type="gramStart"/>
       <w:r>
         <w:rPr>
           <w:sz w:val="28"/>
@@ -1311,29 +1127,12 @@
         <w:t>employees.filter</w:t>
       </w:r>
       <w:proofErr w:type="spellEnd"/>
-      <w:proofErr w:type="gramEnd"/>
-      <w:r>
-        <w:rPr>
-          <w:sz w:val="28"/>
-          <w:szCs w:val="28"/>
-        </w:rPr>
-        <w:t xml:space="preserve">(emp =&gt; </w:t>
-      </w:r>
-      <w:proofErr w:type="gramStart"/>
-      <w:r>
-        <w:rPr>
-          <w:sz w:val="28"/>
-          <w:szCs w:val="28"/>
-        </w:rPr>
-        <w:t>emp.id !</w:t>
-      </w:r>
-      <w:proofErr w:type="gramEnd"/>
-      <w:r>
-        <w:rPr>
-          <w:sz w:val="28"/>
-          <w:szCs w:val="28"/>
-        </w:rPr>
-        <w:t>== 101);</w:t>
+      <w:r>
+        <w:rPr>
+          <w:sz w:val="28"/>
+          <w:szCs w:val="28"/>
+        </w:rPr>
+        <w:t>(emp =&gt; emp.id !== 101);</w:t>
       </w:r>
       <w:r>
         <w:rPr>
@@ -1341,17 +1140,8 @@
           <w:szCs w:val="28"/>
         </w:rPr>
         <w:br/>
-        <w:t>console.log(employees</w:t>
-      </w:r>
-      <w:proofErr w:type="gramStart"/>
-      <w:r>
-        <w:rPr>
-          <w:sz w:val="28"/>
-          <w:szCs w:val="28"/>
-        </w:rPr>
-        <w:t>);</w:t>
-      </w:r>
-      <w:proofErr w:type="gramEnd"/>
+        <w:t>console.log(employees);</w:t>
+      </w:r>
     </w:p>
     <w:p>
       <w:pPr>
@@ -1427,23 +1217,7 @@
           <w:sz w:val="28"/>
           <w:szCs w:val="28"/>
         </w:rPr>
-        <w:t xml:space="preserve"> = [...employees</w:t>
-      </w:r>
-      <w:proofErr w:type="gramStart"/>
-      <w:r>
-        <w:rPr>
-          <w:sz w:val="28"/>
-          <w:szCs w:val="28"/>
-        </w:rPr>
-        <w:t>].sort</w:t>
-      </w:r>
-      <w:proofErr w:type="gramEnd"/>
-      <w:r>
-        <w:rPr>
-          <w:sz w:val="28"/>
-          <w:szCs w:val="28"/>
-        </w:rPr>
-        <w:t xml:space="preserve">((a, b) =&gt; </w:t>
+        <w:t xml:space="preserve"> = [...employees].sort((a, b) =&gt; </w:t>
       </w:r>
       <w:proofErr w:type="spellStart"/>
       <w:r>
@@ -1494,7 +1268,6 @@
         <w:t>sortedByAge</w:t>
       </w:r>
       <w:proofErr w:type="spellEnd"/>
-      <w:proofErr w:type="gramStart"/>
       <w:r>
         <w:rPr>
           <w:sz w:val="28"/>
@@ -1502,7 +1275,6 @@
         </w:rPr>
         <w:t>);</w:t>
       </w:r>
-      <w:proofErr w:type="gramEnd"/>
     </w:p>
     <w:p>
       <w:pPr>
@@ -1581,7 +1353,6 @@
         <w:t xml:space="preserve"> = </w:t>
       </w:r>
       <w:proofErr w:type="spellStart"/>
-      <w:proofErr w:type="gramStart"/>
       <w:r>
         <w:rPr>
           <w:sz w:val="28"/>
@@ -1590,7 +1361,6 @@
         <w:t>employees.reduce</w:t>
       </w:r>
       <w:proofErr w:type="spellEnd"/>
-      <w:proofErr w:type="gramEnd"/>
       <w:r>
         <w:rPr>
           <w:sz w:val="28"/>
@@ -1631,7 +1401,6 @@
         <w:t>totalAge</w:t>
       </w:r>
       <w:proofErr w:type="spellEnd"/>
-      <w:proofErr w:type="gramStart"/>
       <w:r>
         <w:rPr>
           <w:sz w:val="28"/>
@@ -1639,7 +1408,6 @@
         </w:rPr>
         <w:t>);</w:t>
       </w:r>
-      <w:proofErr w:type="gramEnd"/>
     </w:p>
     <w:p>
       <w:pPr>
@@ -1718,7 +1486,6 @@
         <w:t xml:space="preserve"> = </w:t>
       </w:r>
       <w:proofErr w:type="spellStart"/>
-      <w:proofErr w:type="gramStart"/>
       <w:r>
         <w:rPr>
           <w:sz w:val="28"/>
@@ -1727,7 +1494,6 @@
         <w:t>employees.reduce</w:t>
       </w:r>
       <w:proofErr w:type="spellEnd"/>
-      <w:proofErr w:type="gramEnd"/>
       <w:r>
         <w:rPr>
           <w:sz w:val="28"/>
@@ -1760,21 +1526,12 @@
         <w:t xml:space="preserve">  let state = </w:t>
       </w:r>
       <w:proofErr w:type="spellStart"/>
-      <w:proofErr w:type="gramStart"/>
-      <w:r>
-        <w:rPr>
-          <w:sz w:val="28"/>
-          <w:szCs w:val="28"/>
-        </w:rPr>
-        <w:t>emp.address</w:t>
-      </w:r>
-      <w:proofErr w:type="gramEnd"/>
-      <w:r>
-        <w:rPr>
-          <w:sz w:val="28"/>
-          <w:szCs w:val="28"/>
-        </w:rPr>
-        <w:t>.state</w:t>
+      <w:r>
+        <w:rPr>
+          <w:sz w:val="28"/>
+          <w:szCs w:val="28"/>
+        </w:rPr>
+        <w:t>emp.address.state</w:t>
       </w:r>
       <w:proofErr w:type="spellEnd"/>
       <w:r>
@@ -1790,15 +1547,7 @@
           <w:szCs w:val="28"/>
         </w:rPr>
         <w:br/>
-        <w:t xml:space="preserve">  if </w:t>
-      </w:r>
-      <w:proofErr w:type="gramStart"/>
-      <w:r>
-        <w:rPr>
-          <w:sz w:val="28"/>
-          <w:szCs w:val="28"/>
-        </w:rPr>
-        <w:t>(!</w:t>
+        <w:t xml:space="preserve">  if (!</w:t>
       </w:r>
       <w:proofErr w:type="spellStart"/>
       <w:r>
@@ -1809,7 +1558,6 @@
         <w:t>acc</w:t>
       </w:r>
       <w:proofErr w:type="spellEnd"/>
-      <w:proofErr w:type="gramEnd"/>
       <w:r>
         <w:rPr>
           <w:sz w:val="28"/>
@@ -1871,23 +1619,7 @@
           <w:sz w:val="28"/>
           <w:szCs w:val="28"/>
         </w:rPr>
-        <w:t>[state</w:t>
-      </w:r>
-      <w:proofErr w:type="gramStart"/>
-      <w:r>
-        <w:rPr>
-          <w:sz w:val="28"/>
-          <w:szCs w:val="28"/>
-        </w:rPr>
-        <w:t>].push</w:t>
-      </w:r>
-      <w:proofErr w:type="gramEnd"/>
-      <w:r>
-        <w:rPr>
-          <w:sz w:val="28"/>
-          <w:szCs w:val="28"/>
-        </w:rPr>
-        <w:t>(emp);</w:t>
+        <w:t>[state].push(emp);</w:t>
       </w:r>
       <w:r>
         <w:rPr>
@@ -1945,7 +1677,6 @@
         <w:t>groupByState</w:t>
       </w:r>
       <w:proofErr w:type="spellEnd"/>
-      <w:proofErr w:type="gramStart"/>
       <w:r>
         <w:rPr>
           <w:sz w:val="28"/>
@@ -1953,7 +1684,6 @@
         </w:rPr>
         <w:t>);</w:t>
       </w:r>
-      <w:proofErr w:type="gramEnd"/>
     </w:p>
     <w:p>
       <w:pPr>
@@ -2033,7 +1763,6 @@
         <w:t xml:space="preserve"> = </w:t>
       </w:r>
       <w:proofErr w:type="spellStart"/>
-      <w:proofErr w:type="gramStart"/>
       <w:r>
         <w:rPr>
           <w:sz w:val="28"/>
@@ -2042,7 +1771,6 @@
         <w:t>employees.flatMap</w:t>
       </w:r>
       <w:proofErr w:type="spellEnd"/>
-      <w:proofErr w:type="gramEnd"/>
       <w:r>
         <w:rPr>
           <w:sz w:val="28"/>
@@ -2051,7 +1779,6 @@
         <w:t xml:space="preserve">(emp =&gt; </w:t>
       </w:r>
       <w:proofErr w:type="spellStart"/>
-      <w:proofErr w:type="gramStart"/>
       <w:r>
         <w:rPr>
           <w:sz w:val="28"/>
@@ -2060,7 +1787,6 @@
         <w:t>emp.skillSet</w:t>
       </w:r>
       <w:proofErr w:type="spellEnd"/>
-      <w:proofErr w:type="gramEnd"/>
       <w:r>
         <w:rPr>
           <w:sz w:val="28"/>
@@ -2085,7 +1811,6 @@
         <w:t>allSkills</w:t>
       </w:r>
       <w:proofErr w:type="spellEnd"/>
-      <w:proofErr w:type="gramStart"/>
       <w:r>
         <w:rPr>
           <w:sz w:val="28"/>
@@ -2093,7 +1818,6 @@
         </w:rPr>
         <w:t>);</w:t>
       </w:r>
-      <w:proofErr w:type="gramEnd"/>
     </w:p>
     <w:p>
       <w:pPr>
@@ -2172,7 +1896,6 @@
         <w:t xml:space="preserve"> = </w:t>
       </w:r>
       <w:proofErr w:type="spellStart"/>
-      <w:proofErr w:type="gramStart"/>
       <w:r>
         <w:rPr>
           <w:sz w:val="28"/>
@@ -2181,7 +1904,6 @@
         <w:t>employees.filter</w:t>
       </w:r>
       <w:proofErr w:type="spellEnd"/>
-      <w:proofErr w:type="gramEnd"/>
       <w:r>
         <w:rPr>
           <w:sz w:val="28"/>
@@ -2198,21 +1920,12 @@
         <w:t xml:space="preserve">  emp =&gt; </w:t>
       </w:r>
       <w:proofErr w:type="spellStart"/>
-      <w:proofErr w:type="gramStart"/>
-      <w:r>
-        <w:rPr>
-          <w:sz w:val="28"/>
-          <w:szCs w:val="28"/>
-        </w:rPr>
-        <w:t>emp.address</w:t>
-      </w:r>
-      <w:proofErr w:type="gramEnd"/>
-      <w:r>
-        <w:rPr>
-          <w:sz w:val="28"/>
-          <w:szCs w:val="28"/>
-        </w:rPr>
-        <w:t>.city</w:t>
+      <w:r>
+        <w:rPr>
+          <w:sz w:val="28"/>
+          <w:szCs w:val="28"/>
+        </w:rPr>
+        <w:t>emp.address.city</w:t>
       </w:r>
       <w:proofErr w:type="spellEnd"/>
       <w:r>
@@ -2254,7 +1967,6 @@
         <w:t>bangaloreEmp</w:t>
       </w:r>
       <w:proofErr w:type="spellEnd"/>
-      <w:proofErr w:type="gramStart"/>
       <w:r>
         <w:rPr>
           <w:sz w:val="28"/>
@@ -2262,7 +1974,6 @@
         </w:rPr>
         <w:t>);</w:t>
       </w:r>
-      <w:proofErr w:type="gramEnd"/>
     </w:p>
     <w:p>
       <w:pPr>
@@ -2341,7 +2052,6 @@
         <w:t xml:space="preserve"> = </w:t>
       </w:r>
       <w:proofErr w:type="spellStart"/>
-      <w:proofErr w:type="gramStart"/>
       <w:r>
         <w:rPr>
           <w:sz w:val="28"/>
@@ -2350,7 +2060,6 @@
         <w:t>employees.filter</w:t>
       </w:r>
       <w:proofErr w:type="spellEnd"/>
-      <w:proofErr w:type="gramEnd"/>
       <w:r>
         <w:rPr>
           <w:sz w:val="28"/>
@@ -2359,7 +2068,6 @@
         <w:t xml:space="preserve">(emp =&gt; </w:t>
       </w:r>
       <w:proofErr w:type="spellStart"/>
-      <w:proofErr w:type="gramStart"/>
       <w:r>
         <w:rPr>
           <w:sz w:val="28"/>
@@ -2373,15 +2081,7 @@
           <w:sz w:val="28"/>
           <w:szCs w:val="28"/>
         </w:rPr>
-        <w:t>).length</w:t>
-      </w:r>
-      <w:proofErr w:type="gramEnd"/>
-      <w:r>
-        <w:rPr>
-          <w:sz w:val="28"/>
-          <w:szCs w:val="28"/>
-        </w:rPr>
-        <w:t>;</w:t>
+        <w:t>).length;</w:t>
       </w:r>
       <w:r>
         <w:rPr>
@@ -2400,7 +2100,6 @@
         <w:t>activeCount</w:t>
       </w:r>
       <w:proofErr w:type="spellEnd"/>
-      <w:proofErr w:type="gramStart"/>
       <w:r>
         <w:rPr>
           <w:sz w:val="28"/>
@@ -2408,7 +2107,6 @@
         </w:rPr>
         <w:t>);</w:t>
       </w:r>
-      <w:proofErr w:type="gramEnd"/>
     </w:p>
     <w:p>
       <w:pPr>
@@ -2515,26 +2213,9 @@
           <w:szCs w:val="28"/>
         </w:rPr>
         <w:br/>
-        <w:t xml:space="preserve">  .</w:t>
-      </w:r>
-      <w:proofErr w:type="gramStart"/>
-      <w:r>
-        <w:rPr>
-          <w:sz w:val="28"/>
-          <w:szCs w:val="28"/>
-        </w:rPr>
-        <w:t>filter(</w:t>
-      </w:r>
-      <w:proofErr w:type="gramEnd"/>
-      <w:r>
-        <w:rPr>
-          <w:sz w:val="28"/>
-          <w:szCs w:val="28"/>
-        </w:rPr>
-        <w:t xml:space="preserve">emp =&gt; </w:t>
+        <w:t xml:space="preserve">  .filter(emp =&gt; </w:t>
       </w:r>
       <w:proofErr w:type="spellStart"/>
-      <w:proofErr w:type="gramStart"/>
       <w:r>
         <w:rPr>
           <w:sz w:val="28"/>
@@ -2543,7 +2224,6 @@
         <w:t>emp.isActive</w:t>
       </w:r>
       <w:proofErr w:type="spellEnd"/>
-      <w:proofErr w:type="gramEnd"/>
       <w:r>
         <w:rPr>
           <w:sz w:val="28"/>
@@ -2557,26 +2237,9 @@
           <w:szCs w:val="28"/>
         </w:rPr>
         <w:br/>
-        <w:t xml:space="preserve">  .</w:t>
-      </w:r>
-      <w:proofErr w:type="gramStart"/>
-      <w:r>
-        <w:rPr>
-          <w:sz w:val="28"/>
-          <w:szCs w:val="28"/>
-        </w:rPr>
-        <w:t>filter(</w:t>
-      </w:r>
-      <w:proofErr w:type="gramEnd"/>
-      <w:r>
-        <w:rPr>
-          <w:sz w:val="28"/>
-          <w:szCs w:val="28"/>
-        </w:rPr>
-        <w:t xml:space="preserve">emp =&gt; </w:t>
+        <w:t xml:space="preserve">  .filter(emp =&gt; </w:t>
       </w:r>
       <w:proofErr w:type="spellStart"/>
-      <w:proofErr w:type="gramStart"/>
       <w:r>
         <w:rPr>
           <w:sz w:val="28"/>
@@ -2585,7 +2248,6 @@
         <w:t>emp.skillSet.includes</w:t>
       </w:r>
       <w:proofErr w:type="spellEnd"/>
-      <w:proofErr w:type="gramEnd"/>
       <w:r>
         <w:rPr>
           <w:sz w:val="28"/>
@@ -2617,7 +2279,6 @@
         <w:t>javaDevs</w:t>
       </w:r>
       <w:proofErr w:type="spellEnd"/>
-      <w:proofErr w:type="gramStart"/>
       <w:r>
         <w:rPr>
           <w:sz w:val="28"/>
@@ -2625,39 +2286,22 @@
         </w:rPr>
         <w:t>);</w:t>
       </w:r>
-      <w:proofErr w:type="gramEnd"/>
-    </w:p>
-    <w:p>
-      <w:pPr>
-        <w:rPr>
-          <w:sz w:val="28"/>
-          <w:szCs w:val="28"/>
-        </w:rPr>
-      </w:pPr>
-    </w:p>
-    <w:p>
-      <w:pPr>
-        <w:rPr>
-          <w:sz w:val="28"/>
-          <w:szCs w:val="28"/>
-        </w:rPr>
-      </w:pPr>
-      <w:proofErr w:type="gramStart"/>
-      <w:r>
-        <w:rPr>
-          <w:sz w:val="28"/>
-          <w:szCs w:val="28"/>
-        </w:rPr>
-        <w:t>Stack :</w:t>
-      </w:r>
-      <w:proofErr w:type="gramEnd"/>
-      <w:r>
-        <w:rPr>
-          <w:sz w:val="28"/>
-          <w:szCs w:val="28"/>
-        </w:rPr>
-        <w:t xml:space="preserve"> Stack is a type of linear data structure which follow principles as </w:t>
-      </w:r>
+    </w:p>
+    <w:p>
+      <w:pPr>
+        <w:rPr>
+          <w:sz w:val="28"/>
+          <w:szCs w:val="28"/>
+        </w:rPr>
+      </w:pPr>
+    </w:p>
+    <w:p>
+      <w:pPr>
+        <w:rPr>
+          <w:sz w:val="28"/>
+          <w:szCs w:val="28"/>
+        </w:rPr>
+      </w:pPr>
     </w:p>
     <w:p>
       <w:pPr>
@@ -2712,23 +2356,30 @@
           <w:szCs w:val="28"/>
         </w:rPr>
         <w:lastRenderedPageBreak/>
-        <w:t xml:space="preserve">First In Last Out or Last </w:t>
-      </w:r>
-      <w:proofErr w:type="gramStart"/>
-      <w:r>
-        <w:rPr>
-          <w:sz w:val="28"/>
-          <w:szCs w:val="28"/>
-        </w:rPr>
-        <w:t>In</w:t>
-      </w:r>
-      <w:proofErr w:type="gramEnd"/>
-      <w:r>
-        <w:rPr>
-          <w:sz w:val="28"/>
-          <w:szCs w:val="28"/>
-        </w:rPr>
-        <w:t xml:space="preserve"> First out. </w:t>
+        <w:t xml:space="preserve">Stack : Stack is a type of linear data structure which follow principles as </w:t>
+      </w:r>
+    </w:p>
+    <w:p>
+      <w:pPr>
+        <w:rPr>
+          <w:sz w:val="28"/>
+          <w:szCs w:val="28"/>
+        </w:rPr>
+      </w:pPr>
+    </w:p>
+    <w:p>
+      <w:pPr>
+        <w:rPr>
+          <w:sz w:val="28"/>
+          <w:szCs w:val="28"/>
+        </w:rPr>
+      </w:pPr>
+      <w:r>
+        <w:rPr>
+          <w:sz w:val="28"/>
+          <w:szCs w:val="28"/>
+        </w:rPr>
+        <w:t xml:space="preserve">First In Last Out or Last In First out. </w:t>
       </w:r>
     </w:p>
     <w:p>
@@ -2801,23 +2452,7 @@
           <w:sz w:val="28"/>
           <w:szCs w:val="28"/>
         </w:rPr>
-        <w:t xml:space="preserve"> to remove </w:t>
-      </w:r>
-      <w:proofErr w:type="gramStart"/>
-      <w:r>
-        <w:rPr>
-          <w:sz w:val="28"/>
-          <w:szCs w:val="28"/>
-        </w:rPr>
-        <w:t>top most</w:t>
-      </w:r>
-      <w:proofErr w:type="gramEnd"/>
-      <w:r>
-        <w:rPr>
-          <w:sz w:val="28"/>
-          <w:szCs w:val="28"/>
-        </w:rPr>
-        <w:t xml:space="preserve"> data. </w:t>
+        <w:t xml:space="preserve"> to remove top most data. </w:t>
       </w:r>
     </w:p>
     <w:p>
@@ -2846,23 +2481,7 @@
           <w:sz w:val="28"/>
           <w:szCs w:val="28"/>
         </w:rPr>
-        <w:t xml:space="preserve"> to retrieve </w:t>
-      </w:r>
-      <w:proofErr w:type="gramStart"/>
-      <w:r>
-        <w:rPr>
-          <w:sz w:val="28"/>
-          <w:szCs w:val="28"/>
-        </w:rPr>
-        <w:t>top most</w:t>
-      </w:r>
-      <w:proofErr w:type="gramEnd"/>
-      <w:r>
-        <w:rPr>
-          <w:sz w:val="28"/>
-          <w:szCs w:val="28"/>
-        </w:rPr>
-        <w:t xml:space="preserve"> data. </w:t>
+        <w:t xml:space="preserve"> to retrieve top most data. </w:t>
       </w:r>
     </w:p>
     <w:p>
@@ -2966,6 +2585,200 @@
           <w:sz w:val="28"/>
           <w:szCs w:val="28"/>
         </w:rPr>
+        <w:t xml:space="preserve">To implements stack we can use </w:t>
+      </w:r>
+    </w:p>
+    <w:p>
+      <w:pPr>
+        <w:pStyle w:val="ListParagraph"/>
+        <w:numPr>
+          <w:ilvl w:val="0"/>
+          <w:numId w:val="7"/>
+        </w:numPr>
+        <w:rPr>
+          <w:sz w:val="28"/>
+          <w:szCs w:val="28"/>
+        </w:rPr>
+      </w:pPr>
+      <w:r>
+        <w:rPr>
+          <w:sz w:val="28"/>
+          <w:szCs w:val="28"/>
+        </w:rPr>
+        <w:t>Array implementation</w:t>
+      </w:r>
+      <w:r>
+        <w:rPr>
+          <w:sz w:val="28"/>
+          <w:szCs w:val="28"/>
+        </w:rPr>
+        <w:tab/>
+      </w:r>
+      <w:r>
+        <w:rPr>
+          <w:sz w:val="28"/>
+          <w:szCs w:val="28"/>
+        </w:rPr>
+        <w:tab/>
+        <w:t xml:space="preserve">fixed in memory </w:t>
+      </w:r>
+    </w:p>
+    <w:p>
+      <w:pPr>
+        <w:pStyle w:val="ListParagraph"/>
+        <w:numPr>
+          <w:ilvl w:val="0"/>
+          <w:numId w:val="7"/>
+        </w:numPr>
+        <w:rPr>
+          <w:sz w:val="28"/>
+          <w:szCs w:val="28"/>
+        </w:rPr>
+      </w:pPr>
+      <w:r>
+        <w:rPr>
+          <w:sz w:val="28"/>
+          <w:szCs w:val="28"/>
+        </w:rPr>
+        <w:t xml:space="preserve">LinkedList implementation </w:t>
+      </w:r>
+      <w:r>
+        <w:rPr>
+          <w:sz w:val="28"/>
+          <w:szCs w:val="28"/>
+        </w:rPr>
+        <w:tab/>
+        <w:t xml:space="preserve">dynamic memory </w:t>
+      </w:r>
+    </w:p>
+    <w:p>
+      <w:pPr>
+        <w:pStyle w:val="ListParagraph"/>
+        <w:numPr>
+          <w:ilvl w:val="0"/>
+          <w:numId w:val="8"/>
+        </w:numPr>
+        <w:rPr>
+          <w:sz w:val="28"/>
+          <w:szCs w:val="28"/>
+        </w:rPr>
+      </w:pPr>
+      <w:r>
+        <w:rPr>
+          <w:sz w:val="28"/>
+          <w:szCs w:val="28"/>
+        </w:rPr>
+        <w:t xml:space="preserve">Method or function call internally use stack algorithms. </w:t>
+      </w:r>
+    </w:p>
+    <w:p>
+      <w:pPr>
+        <w:pStyle w:val="ListParagraph"/>
+        <w:numPr>
+          <w:ilvl w:val="0"/>
+          <w:numId w:val="8"/>
+        </w:numPr>
+        <w:rPr>
+          <w:sz w:val="28"/>
+          <w:szCs w:val="28"/>
+        </w:rPr>
+      </w:pPr>
+      <w:r>
+        <w:rPr>
+          <w:sz w:val="28"/>
+          <w:szCs w:val="28"/>
+        </w:rPr>
+        <w:t xml:space="preserve">Undo or re-undo </w:t>
+      </w:r>
+    </w:p>
+    <w:p>
+      <w:pPr>
+        <w:pStyle w:val="ListParagraph"/>
+        <w:numPr>
+          <w:ilvl w:val="0"/>
+          <w:numId w:val="8"/>
+        </w:numPr>
+        <w:rPr>
+          <w:sz w:val="28"/>
+          <w:szCs w:val="28"/>
+        </w:rPr>
+      </w:pPr>
+      <w:r>
+        <w:rPr>
+          <w:sz w:val="28"/>
+          <w:szCs w:val="28"/>
+        </w:rPr>
+        <w:t xml:space="preserve">Browser history. </w:t>
+      </w:r>
+    </w:p>
+    <w:p>
+      <w:pPr>
+        <w:pStyle w:val="ListParagraph"/>
+        <w:numPr>
+          <w:ilvl w:val="0"/>
+          <w:numId w:val="8"/>
+        </w:numPr>
+        <w:rPr>
+          <w:sz w:val="28"/>
+          <w:szCs w:val="28"/>
+        </w:rPr>
+      </w:pPr>
+      <w:r>
+        <w:rPr>
+          <w:sz w:val="28"/>
+          <w:szCs w:val="28"/>
+        </w:rPr>
+        <w:t xml:space="preserve">Converting pre-fix to post-fix or in-fix(expression conversion).  </w:t>
+      </w:r>
+    </w:p>
+    <w:p>
+      <w:pPr>
+        <w:pStyle w:val="ListParagraph"/>
+        <w:numPr>
+          <w:ilvl w:val="0"/>
+          <w:numId w:val="8"/>
+        </w:numPr>
+        <w:rPr>
+          <w:sz w:val="28"/>
+          <w:szCs w:val="28"/>
+        </w:rPr>
+      </w:pPr>
+      <w:r>
+        <w:rPr>
+          <w:sz w:val="28"/>
+          <w:szCs w:val="28"/>
+        </w:rPr>
+        <w:t xml:space="preserve">Html or xml parser. </w:t>
+      </w:r>
+    </w:p>
+    <w:p>
+      <w:pPr>
+        <w:rPr>
+          <w:sz w:val="28"/>
+          <w:szCs w:val="28"/>
+        </w:rPr>
+      </w:pPr>
+    </w:p>
+    <w:p>
+      <w:pPr>
+        <w:rPr>
+          <w:sz w:val="28"/>
+          <w:szCs w:val="28"/>
+        </w:rPr>
+      </w:pPr>
+    </w:p>
+    <w:p>
+      <w:pPr>
+        <w:rPr>
+          <w:sz w:val="28"/>
+          <w:szCs w:val="28"/>
+        </w:rPr>
+      </w:pPr>
+      <w:r>
+        <w:rPr>
+          <w:sz w:val="28"/>
+          <w:szCs w:val="28"/>
+        </w:rPr>
         <w:t xml:space="preserve"> </w:t>
       </w:r>
     </w:p>
@@ -3012,6 +2825,476 @@
     </w:p>
     <w:p>
       <w:pPr>
+        <w:rPr>
+          <w:sz w:val="28"/>
+          <w:szCs w:val="28"/>
+        </w:rPr>
+      </w:pPr>
+    </w:p>
+    <w:p>
+      <w:pPr>
+        <w:rPr>
+          <w:sz w:val="28"/>
+          <w:szCs w:val="28"/>
+        </w:rPr>
+      </w:pPr>
+    </w:p>
+    <w:p>
+      <w:pPr>
+        <w:rPr>
+          <w:sz w:val="28"/>
+          <w:szCs w:val="28"/>
+        </w:rPr>
+      </w:pPr>
+      <w:r>
+        <w:rPr>
+          <w:sz w:val="28"/>
+          <w:szCs w:val="28"/>
+        </w:rPr>
+        <w:t xml:space="preserve">Queue : Queue is another type of linear data structure which support the principle of First In First Out. </w:t>
+      </w:r>
+    </w:p>
+    <w:p>
+      <w:pPr>
+        <w:rPr>
+          <w:sz w:val="28"/>
+          <w:szCs w:val="28"/>
+        </w:rPr>
+      </w:pPr>
+      <w:r>
+        <w:rPr>
+          <w:sz w:val="28"/>
+          <w:szCs w:val="28"/>
+        </w:rPr>
+        <w:t xml:space="preserve">Queue functionality </w:t>
+      </w:r>
+    </w:p>
+    <w:p>
+      <w:pPr>
+        <w:pStyle w:val="ListParagraph"/>
+        <w:numPr>
+          <w:ilvl w:val="0"/>
+          <w:numId w:val="9"/>
+        </w:numPr>
+        <w:rPr>
+          <w:sz w:val="28"/>
+          <w:szCs w:val="28"/>
+        </w:rPr>
+      </w:pPr>
+      <w:r>
+        <w:rPr>
+          <w:sz w:val="28"/>
+          <w:szCs w:val="28"/>
+        </w:rPr>
+        <w:t>Enqueue (add the elements from rear (end ) of the queue)</w:t>
+      </w:r>
+    </w:p>
+    <w:p>
+      <w:pPr>
+        <w:pStyle w:val="ListParagraph"/>
+        <w:numPr>
+          <w:ilvl w:val="0"/>
+          <w:numId w:val="9"/>
+        </w:numPr>
+        <w:rPr>
+          <w:sz w:val="28"/>
+          <w:szCs w:val="28"/>
+        </w:rPr>
+      </w:pPr>
+      <w:r>
+        <w:rPr>
+          <w:sz w:val="28"/>
+          <w:szCs w:val="28"/>
+        </w:rPr>
+        <w:t xml:space="preserve">Dequeue (remove the elements from front). </w:t>
+      </w:r>
+    </w:p>
+    <w:p>
+      <w:pPr>
+        <w:pStyle w:val="ListParagraph"/>
+        <w:numPr>
+          <w:ilvl w:val="0"/>
+          <w:numId w:val="9"/>
+        </w:numPr>
+        <w:rPr>
+          <w:sz w:val="28"/>
+          <w:szCs w:val="28"/>
+        </w:rPr>
+      </w:pPr>
+      <w:r>
+        <w:rPr>
+          <w:sz w:val="28"/>
+          <w:szCs w:val="28"/>
+        </w:rPr>
+        <w:t xml:space="preserve">Peek : to view front element from a queue </w:t>
+      </w:r>
+    </w:p>
+    <w:p>
+      <w:pPr>
+        <w:pStyle w:val="ListParagraph"/>
+        <w:numPr>
+          <w:ilvl w:val="0"/>
+          <w:numId w:val="9"/>
+        </w:numPr>
+        <w:rPr>
+          <w:sz w:val="28"/>
+          <w:szCs w:val="28"/>
+        </w:rPr>
+      </w:pPr>
+      <w:proofErr w:type="spellStart"/>
+      <w:r>
+        <w:rPr>
+          <w:sz w:val="28"/>
+          <w:szCs w:val="28"/>
+        </w:rPr>
+        <w:t>isEmpty</w:t>
+      </w:r>
+      <w:proofErr w:type="spellEnd"/>
+      <w:r>
+        <w:rPr>
+          <w:sz w:val="28"/>
+          <w:szCs w:val="28"/>
+        </w:rPr>
+        <w:t xml:space="preserve"> : to check queue is empty or not </w:t>
+      </w:r>
+    </w:p>
+    <w:p>
+      <w:pPr>
+        <w:pStyle w:val="ListParagraph"/>
+        <w:numPr>
+          <w:ilvl w:val="0"/>
+          <w:numId w:val="9"/>
+        </w:numPr>
+        <w:rPr>
+          <w:sz w:val="28"/>
+          <w:szCs w:val="28"/>
+        </w:rPr>
+      </w:pPr>
+      <w:r>
+        <w:rPr>
+          <w:sz w:val="28"/>
+          <w:szCs w:val="28"/>
+        </w:rPr>
+        <w:t xml:space="preserve">size : to check the size of the queue. </w:t>
+      </w:r>
+    </w:p>
+    <w:p>
+      <w:pPr>
+        <w:rPr>
+          <w:sz w:val="28"/>
+          <w:szCs w:val="28"/>
+        </w:rPr>
+      </w:pPr>
+    </w:p>
+    <w:p>
+      <w:pPr>
+        <w:rPr>
+          <w:sz w:val="28"/>
+          <w:szCs w:val="28"/>
+        </w:rPr>
+      </w:pPr>
+      <w:r>
+        <w:rPr>
+          <w:sz w:val="28"/>
+          <w:szCs w:val="28"/>
+        </w:rPr>
+        <w:t xml:space="preserve">Real time examples using queue </w:t>
+      </w:r>
+    </w:p>
+    <w:p>
+      <w:pPr>
+        <w:pStyle w:val="ListParagraph"/>
+        <w:numPr>
+          <w:ilvl w:val="0"/>
+          <w:numId w:val="10"/>
+        </w:numPr>
+        <w:rPr>
+          <w:sz w:val="28"/>
+          <w:szCs w:val="28"/>
+        </w:rPr>
+      </w:pPr>
+      <w:r>
+        <w:rPr>
+          <w:sz w:val="28"/>
+          <w:szCs w:val="28"/>
+        </w:rPr>
+        <w:t xml:space="preserve">Task scheduling </w:t>
+      </w:r>
+    </w:p>
+    <w:p>
+      <w:pPr>
+        <w:pStyle w:val="ListParagraph"/>
+        <w:numPr>
+          <w:ilvl w:val="0"/>
+          <w:numId w:val="10"/>
+        </w:numPr>
+        <w:rPr>
+          <w:sz w:val="28"/>
+          <w:szCs w:val="28"/>
+        </w:rPr>
+      </w:pPr>
+      <w:r>
+        <w:rPr>
+          <w:sz w:val="28"/>
+          <w:szCs w:val="28"/>
+        </w:rPr>
+        <w:t xml:space="preserve">Print paper. </w:t>
+      </w:r>
+    </w:p>
+    <w:p>
+      <w:pPr>
+        <w:pStyle w:val="ListParagraph"/>
+        <w:numPr>
+          <w:ilvl w:val="0"/>
+          <w:numId w:val="10"/>
+        </w:numPr>
+        <w:rPr>
+          <w:sz w:val="28"/>
+          <w:szCs w:val="28"/>
+        </w:rPr>
+      </w:pPr>
+      <w:r>
+        <w:rPr>
+          <w:sz w:val="28"/>
+          <w:szCs w:val="28"/>
+        </w:rPr>
+        <w:t xml:space="preserve">MQ (message queue). </w:t>
+      </w:r>
+    </w:p>
+    <w:p>
+      <w:pPr>
+        <w:pStyle w:val="ListParagraph"/>
+        <w:numPr>
+          <w:ilvl w:val="0"/>
+          <w:numId w:val="10"/>
+        </w:numPr>
+        <w:rPr>
+          <w:sz w:val="28"/>
+          <w:szCs w:val="28"/>
+        </w:rPr>
+      </w:pPr>
+      <w:r>
+        <w:rPr>
+          <w:sz w:val="28"/>
+          <w:szCs w:val="28"/>
+        </w:rPr>
+        <w:t xml:space="preserve">Call </w:t>
+      </w:r>
+      <w:proofErr w:type="spellStart"/>
+      <w:r>
+        <w:rPr>
+          <w:sz w:val="28"/>
+          <w:szCs w:val="28"/>
+        </w:rPr>
+        <w:t>center</w:t>
+      </w:r>
+      <w:proofErr w:type="spellEnd"/>
+      <w:r>
+        <w:rPr>
+          <w:sz w:val="28"/>
+          <w:szCs w:val="28"/>
+        </w:rPr>
+        <w:t xml:space="preserve"> (your request in queue). </w:t>
+      </w:r>
+    </w:p>
+    <w:p>
+      <w:pPr>
+        <w:pStyle w:val="ListParagraph"/>
+        <w:numPr>
+          <w:ilvl w:val="0"/>
+          <w:numId w:val="10"/>
+        </w:numPr>
+        <w:rPr>
+          <w:sz w:val="28"/>
+          <w:szCs w:val="28"/>
+        </w:rPr>
+      </w:pPr>
+      <w:r>
+        <w:rPr>
+          <w:sz w:val="28"/>
+          <w:szCs w:val="28"/>
+        </w:rPr>
+        <w:t xml:space="preserve">Jira : </w:t>
+      </w:r>
+    </w:p>
+    <w:p>
+      <w:pPr>
+        <w:rPr>
+          <w:sz w:val="28"/>
+          <w:szCs w:val="28"/>
+        </w:rPr>
+      </w:pPr>
+      <w:r>
+        <w:rPr>
+          <w:sz w:val="28"/>
+          <w:szCs w:val="28"/>
+        </w:rPr>
+        <w:t xml:space="preserve">Queue implementation </w:t>
+      </w:r>
+    </w:p>
+    <w:p>
+      <w:pPr>
+        <w:pStyle w:val="ListParagraph"/>
+        <w:numPr>
+          <w:ilvl w:val="0"/>
+          <w:numId w:val="11"/>
+        </w:numPr>
+        <w:rPr>
+          <w:sz w:val="28"/>
+          <w:szCs w:val="28"/>
+        </w:rPr>
+      </w:pPr>
+      <w:r>
+        <w:rPr>
+          <w:sz w:val="28"/>
+          <w:szCs w:val="28"/>
+        </w:rPr>
+        <w:t xml:space="preserve">Using array </w:t>
+      </w:r>
+    </w:p>
+    <w:p>
+      <w:pPr>
+        <w:pStyle w:val="ListParagraph"/>
+        <w:numPr>
+          <w:ilvl w:val="0"/>
+          <w:numId w:val="11"/>
+        </w:numPr>
+        <w:rPr>
+          <w:sz w:val="28"/>
+          <w:szCs w:val="28"/>
+        </w:rPr>
+      </w:pPr>
+      <w:r>
+        <w:rPr>
+          <w:sz w:val="28"/>
+          <w:szCs w:val="28"/>
+        </w:rPr>
+        <w:t xml:space="preserve">Using linked list </w:t>
+      </w:r>
+    </w:p>
+    <w:p>
+      <w:pPr>
+        <w:ind w:left="360"/>
+        <w:rPr>
+          <w:sz w:val="28"/>
+          <w:szCs w:val="28"/>
+        </w:rPr>
+      </w:pPr>
+    </w:p>
+    <w:p>
+      <w:pPr>
+        <w:rPr>
+          <w:sz w:val="28"/>
+          <w:szCs w:val="28"/>
+        </w:rPr>
+      </w:pPr>
+      <w:r>
+        <w:rPr>
+          <w:sz w:val="28"/>
+          <w:szCs w:val="28"/>
+        </w:rPr>
+        <w:t xml:space="preserve">Types of queue </w:t>
+      </w:r>
+    </w:p>
+    <w:p>
+      <w:pPr>
+        <w:pStyle w:val="ListParagraph"/>
+        <w:numPr>
+          <w:ilvl w:val="0"/>
+          <w:numId w:val="12"/>
+        </w:numPr>
+        <w:rPr>
+          <w:sz w:val="28"/>
+          <w:szCs w:val="28"/>
+        </w:rPr>
+      </w:pPr>
+      <w:r>
+        <w:rPr>
+          <w:sz w:val="28"/>
+          <w:szCs w:val="28"/>
+        </w:rPr>
+        <w:t xml:space="preserve">Simple queue </w:t>
+      </w:r>
+    </w:p>
+    <w:p>
+      <w:pPr>
+        <w:pStyle w:val="ListParagraph"/>
+        <w:numPr>
+          <w:ilvl w:val="0"/>
+          <w:numId w:val="12"/>
+        </w:numPr>
+        <w:rPr>
+          <w:sz w:val="28"/>
+          <w:szCs w:val="28"/>
+        </w:rPr>
+      </w:pPr>
+      <w:r>
+        <w:rPr>
+          <w:sz w:val="28"/>
+          <w:szCs w:val="28"/>
+        </w:rPr>
+        <w:t xml:space="preserve">Circular queue </w:t>
+      </w:r>
+    </w:p>
+    <w:p>
+      <w:pPr>
+        <w:pStyle w:val="ListParagraph"/>
+        <w:numPr>
+          <w:ilvl w:val="0"/>
+          <w:numId w:val="12"/>
+        </w:numPr>
+        <w:rPr>
+          <w:sz w:val="28"/>
+          <w:szCs w:val="28"/>
+        </w:rPr>
+      </w:pPr>
+      <w:r>
+        <w:rPr>
+          <w:sz w:val="28"/>
+          <w:szCs w:val="28"/>
+        </w:rPr>
+        <w:t xml:space="preserve">Priority queue </w:t>
+      </w:r>
+    </w:p>
+    <w:p>
+      <w:pPr>
+        <w:pStyle w:val="ListParagraph"/>
+        <w:numPr>
+          <w:ilvl w:val="0"/>
+          <w:numId w:val="12"/>
+        </w:numPr>
+        <w:rPr>
+          <w:sz w:val="28"/>
+          <w:szCs w:val="28"/>
+        </w:rPr>
+      </w:pPr>
+      <w:r>
+        <w:rPr>
+          <w:sz w:val="28"/>
+          <w:szCs w:val="28"/>
+        </w:rPr>
+        <w:t xml:space="preserve">Dequeue (combination of stack and simple queue). </w:t>
+      </w:r>
+    </w:p>
+    <w:p>
+      <w:pPr>
+        <w:pStyle w:val="ListParagraph"/>
+        <w:rPr>
+          <w:sz w:val="28"/>
+          <w:szCs w:val="28"/>
+        </w:rPr>
+      </w:pPr>
+      <w:r>
+        <w:rPr>
+          <w:sz w:val="28"/>
+          <w:szCs w:val="28"/>
+        </w:rPr>
+        <w:t xml:space="preserve">Means add and remove from both end (front and rear). </w:t>
+      </w:r>
+    </w:p>
+    <w:p>
+      <w:pPr>
+        <w:pStyle w:val="ListParagraph"/>
         <w:rPr>
           <w:sz w:val="28"/>
           <w:szCs w:val="28"/>
@@ -3137,6 +3420,273 @@
     </w:lvl>
   </w:abstractNum>
   <w:abstractNum w:abstractNumId="1" w15:restartNumberingAfterBreak="0">
+    <w:nsid w:val="1AF43D60"/>
+    <w:multiLevelType w:val="hybridMultilevel"/>
+    <w:tmpl w:val="D01EAA82"/>
+    <w:lvl w:ilvl="0" w:tplc="4009000F">
+      <w:start w:val="1"/>
+      <w:numFmt w:val="decimal"/>
+      <w:lvlText w:val="%1."/>
+      <w:lvlJc w:val="left"/>
+      <w:pPr>
+        <w:ind w:left="720" w:hanging="360"/>
+      </w:pPr>
+      <w:rPr>
+        <w:rFonts w:hint="default"/>
+      </w:rPr>
+    </w:lvl>
+    <w:lvl w:ilvl="1" w:tplc="40090019" w:tentative="1">
+      <w:start w:val="1"/>
+      <w:numFmt w:val="lowerLetter"/>
+      <w:lvlText w:val="%2."/>
+      <w:lvlJc w:val="left"/>
+      <w:pPr>
+        <w:ind w:left="1440" w:hanging="360"/>
+      </w:pPr>
+    </w:lvl>
+    <w:lvl w:ilvl="2" w:tplc="4009001B" w:tentative="1">
+      <w:start w:val="1"/>
+      <w:numFmt w:val="lowerRoman"/>
+      <w:lvlText w:val="%3."/>
+      <w:lvlJc w:val="right"/>
+      <w:pPr>
+        <w:ind w:left="2160" w:hanging="180"/>
+      </w:pPr>
+    </w:lvl>
+    <w:lvl w:ilvl="3" w:tplc="4009000F" w:tentative="1">
+      <w:start w:val="1"/>
+      <w:numFmt w:val="decimal"/>
+      <w:lvlText w:val="%4."/>
+      <w:lvlJc w:val="left"/>
+      <w:pPr>
+        <w:ind w:left="2880" w:hanging="360"/>
+      </w:pPr>
+    </w:lvl>
+    <w:lvl w:ilvl="4" w:tplc="40090019" w:tentative="1">
+      <w:start w:val="1"/>
+      <w:numFmt w:val="lowerLetter"/>
+      <w:lvlText w:val="%5."/>
+      <w:lvlJc w:val="left"/>
+      <w:pPr>
+        <w:ind w:left="3600" w:hanging="360"/>
+      </w:pPr>
+    </w:lvl>
+    <w:lvl w:ilvl="5" w:tplc="4009001B" w:tentative="1">
+      <w:start w:val="1"/>
+      <w:numFmt w:val="lowerRoman"/>
+      <w:lvlText w:val="%6."/>
+      <w:lvlJc w:val="right"/>
+      <w:pPr>
+        <w:ind w:left="4320" w:hanging="180"/>
+      </w:pPr>
+    </w:lvl>
+    <w:lvl w:ilvl="6" w:tplc="4009000F" w:tentative="1">
+      <w:start w:val="1"/>
+      <w:numFmt w:val="decimal"/>
+      <w:lvlText w:val="%7."/>
+      <w:lvlJc w:val="left"/>
+      <w:pPr>
+        <w:ind w:left="5040" w:hanging="360"/>
+      </w:pPr>
+    </w:lvl>
+    <w:lvl w:ilvl="7" w:tplc="40090019" w:tentative="1">
+      <w:start w:val="1"/>
+      <w:numFmt w:val="lowerLetter"/>
+      <w:lvlText w:val="%8."/>
+      <w:lvlJc w:val="left"/>
+      <w:pPr>
+        <w:ind w:left="5760" w:hanging="360"/>
+      </w:pPr>
+    </w:lvl>
+    <w:lvl w:ilvl="8" w:tplc="4009001B" w:tentative="1">
+      <w:start w:val="1"/>
+      <w:numFmt w:val="lowerRoman"/>
+      <w:lvlText w:val="%9."/>
+      <w:lvlJc w:val="right"/>
+      <w:pPr>
+        <w:ind w:left="6480" w:hanging="180"/>
+      </w:pPr>
+    </w:lvl>
+  </w:abstractNum>
+  <w:abstractNum w:abstractNumId="2" w15:restartNumberingAfterBreak="0">
+    <w:nsid w:val="1BF23782"/>
+    <w:multiLevelType w:val="hybridMultilevel"/>
+    <w:tmpl w:val="BA0C0BF4"/>
+    <w:lvl w:ilvl="0" w:tplc="4009000F">
+      <w:start w:val="1"/>
+      <w:numFmt w:val="decimal"/>
+      <w:lvlText w:val="%1."/>
+      <w:lvlJc w:val="left"/>
+      <w:pPr>
+        <w:ind w:left="720" w:hanging="360"/>
+      </w:pPr>
+      <w:rPr>
+        <w:rFonts w:hint="default"/>
+      </w:rPr>
+    </w:lvl>
+    <w:lvl w:ilvl="1" w:tplc="40090019" w:tentative="1">
+      <w:start w:val="1"/>
+      <w:numFmt w:val="lowerLetter"/>
+      <w:lvlText w:val="%2."/>
+      <w:lvlJc w:val="left"/>
+      <w:pPr>
+        <w:ind w:left="1440" w:hanging="360"/>
+      </w:pPr>
+    </w:lvl>
+    <w:lvl w:ilvl="2" w:tplc="4009001B" w:tentative="1">
+      <w:start w:val="1"/>
+      <w:numFmt w:val="lowerRoman"/>
+      <w:lvlText w:val="%3."/>
+      <w:lvlJc w:val="right"/>
+      <w:pPr>
+        <w:ind w:left="2160" w:hanging="180"/>
+      </w:pPr>
+    </w:lvl>
+    <w:lvl w:ilvl="3" w:tplc="4009000F" w:tentative="1">
+      <w:start w:val="1"/>
+      <w:numFmt w:val="decimal"/>
+      <w:lvlText w:val="%4."/>
+      <w:lvlJc w:val="left"/>
+      <w:pPr>
+        <w:ind w:left="2880" w:hanging="360"/>
+      </w:pPr>
+    </w:lvl>
+    <w:lvl w:ilvl="4" w:tplc="40090019" w:tentative="1">
+      <w:start w:val="1"/>
+      <w:numFmt w:val="lowerLetter"/>
+      <w:lvlText w:val="%5."/>
+      <w:lvlJc w:val="left"/>
+      <w:pPr>
+        <w:ind w:left="3600" w:hanging="360"/>
+      </w:pPr>
+    </w:lvl>
+    <w:lvl w:ilvl="5" w:tplc="4009001B" w:tentative="1">
+      <w:start w:val="1"/>
+      <w:numFmt w:val="lowerRoman"/>
+      <w:lvlText w:val="%6."/>
+      <w:lvlJc w:val="right"/>
+      <w:pPr>
+        <w:ind w:left="4320" w:hanging="180"/>
+      </w:pPr>
+    </w:lvl>
+    <w:lvl w:ilvl="6" w:tplc="4009000F" w:tentative="1">
+      <w:start w:val="1"/>
+      <w:numFmt w:val="decimal"/>
+      <w:lvlText w:val="%7."/>
+      <w:lvlJc w:val="left"/>
+      <w:pPr>
+        <w:ind w:left="5040" w:hanging="360"/>
+      </w:pPr>
+    </w:lvl>
+    <w:lvl w:ilvl="7" w:tplc="40090019" w:tentative="1">
+      <w:start w:val="1"/>
+      <w:numFmt w:val="lowerLetter"/>
+      <w:lvlText w:val="%8."/>
+      <w:lvlJc w:val="left"/>
+      <w:pPr>
+        <w:ind w:left="5760" w:hanging="360"/>
+      </w:pPr>
+    </w:lvl>
+    <w:lvl w:ilvl="8" w:tplc="4009001B" w:tentative="1">
+      <w:start w:val="1"/>
+      <w:numFmt w:val="lowerRoman"/>
+      <w:lvlText w:val="%9."/>
+      <w:lvlJc w:val="right"/>
+      <w:pPr>
+        <w:ind w:left="6480" w:hanging="180"/>
+      </w:pPr>
+    </w:lvl>
+  </w:abstractNum>
+  <w:abstractNum w:abstractNumId="3" w15:restartNumberingAfterBreak="0">
+    <w:nsid w:val="1C116DBD"/>
+    <w:multiLevelType w:val="hybridMultilevel"/>
+    <w:tmpl w:val="D85E17DE"/>
+    <w:lvl w:ilvl="0" w:tplc="70C493DC">
+      <w:start w:val="1"/>
+      <w:numFmt w:val="decimal"/>
+      <w:lvlText w:val="%1."/>
+      <w:lvlJc w:val="left"/>
+      <w:pPr>
+        <w:ind w:left="1080" w:hanging="360"/>
+      </w:pPr>
+      <w:rPr>
+        <w:rFonts w:hint="default"/>
+      </w:rPr>
+    </w:lvl>
+    <w:lvl w:ilvl="1" w:tplc="40090019" w:tentative="1">
+      <w:start w:val="1"/>
+      <w:numFmt w:val="lowerLetter"/>
+      <w:lvlText w:val="%2."/>
+      <w:lvlJc w:val="left"/>
+      <w:pPr>
+        <w:ind w:left="1800" w:hanging="360"/>
+      </w:pPr>
+    </w:lvl>
+    <w:lvl w:ilvl="2" w:tplc="4009001B" w:tentative="1">
+      <w:start w:val="1"/>
+      <w:numFmt w:val="lowerRoman"/>
+      <w:lvlText w:val="%3."/>
+      <w:lvlJc w:val="right"/>
+      <w:pPr>
+        <w:ind w:left="2520" w:hanging="180"/>
+      </w:pPr>
+    </w:lvl>
+    <w:lvl w:ilvl="3" w:tplc="4009000F" w:tentative="1">
+      <w:start w:val="1"/>
+      <w:numFmt w:val="decimal"/>
+      <w:lvlText w:val="%4."/>
+      <w:lvlJc w:val="left"/>
+      <w:pPr>
+        <w:ind w:left="3240" w:hanging="360"/>
+      </w:pPr>
+    </w:lvl>
+    <w:lvl w:ilvl="4" w:tplc="40090019" w:tentative="1">
+      <w:start w:val="1"/>
+      <w:numFmt w:val="lowerLetter"/>
+      <w:lvlText w:val="%5."/>
+      <w:lvlJc w:val="left"/>
+      <w:pPr>
+        <w:ind w:left="3960" w:hanging="360"/>
+      </w:pPr>
+    </w:lvl>
+    <w:lvl w:ilvl="5" w:tplc="4009001B" w:tentative="1">
+      <w:start w:val="1"/>
+      <w:numFmt w:val="lowerRoman"/>
+      <w:lvlText w:val="%6."/>
+      <w:lvlJc w:val="right"/>
+      <w:pPr>
+        <w:ind w:left="4680" w:hanging="180"/>
+      </w:pPr>
+    </w:lvl>
+    <w:lvl w:ilvl="6" w:tplc="4009000F" w:tentative="1">
+      <w:start w:val="1"/>
+      <w:numFmt w:val="decimal"/>
+      <w:lvlText w:val="%7."/>
+      <w:lvlJc w:val="left"/>
+      <w:pPr>
+        <w:ind w:left="5400" w:hanging="360"/>
+      </w:pPr>
+    </w:lvl>
+    <w:lvl w:ilvl="7" w:tplc="40090019" w:tentative="1">
+      <w:start w:val="1"/>
+      <w:numFmt w:val="lowerLetter"/>
+      <w:lvlText w:val="%8."/>
+      <w:lvlJc w:val="left"/>
+      <w:pPr>
+        <w:ind w:left="6120" w:hanging="360"/>
+      </w:pPr>
+    </w:lvl>
+    <w:lvl w:ilvl="8" w:tplc="4009001B" w:tentative="1">
+      <w:start w:val="1"/>
+      <w:numFmt w:val="lowerRoman"/>
+      <w:lvlText w:val="%9."/>
+      <w:lvlJc w:val="right"/>
+      <w:pPr>
+        <w:ind w:left="6840" w:hanging="180"/>
+      </w:pPr>
+    </w:lvl>
+  </w:abstractNum>
+  <w:abstractNum w:abstractNumId="4" w15:restartNumberingAfterBreak="0">
     <w:nsid w:val="3B863145"/>
     <w:multiLevelType w:val="hybridMultilevel"/>
     <w:tmpl w:val="9CE47080"/>
@@ -3225,7 +3775,96 @@
       </w:pPr>
     </w:lvl>
   </w:abstractNum>
-  <w:abstractNum w:abstractNumId="2" w15:restartNumberingAfterBreak="0">
+  <w:abstractNum w:abstractNumId="5" w15:restartNumberingAfterBreak="0">
+    <w:nsid w:val="3FBE295F"/>
+    <w:multiLevelType w:val="hybridMultilevel"/>
+    <w:tmpl w:val="E6784CE2"/>
+    <w:lvl w:ilvl="0" w:tplc="4009000F">
+      <w:start w:val="1"/>
+      <w:numFmt w:val="decimal"/>
+      <w:lvlText w:val="%1."/>
+      <w:lvlJc w:val="left"/>
+      <w:pPr>
+        <w:ind w:left="720" w:hanging="360"/>
+      </w:pPr>
+      <w:rPr>
+        <w:rFonts w:hint="default"/>
+      </w:rPr>
+    </w:lvl>
+    <w:lvl w:ilvl="1" w:tplc="40090019" w:tentative="1">
+      <w:start w:val="1"/>
+      <w:numFmt w:val="lowerLetter"/>
+      <w:lvlText w:val="%2."/>
+      <w:lvlJc w:val="left"/>
+      <w:pPr>
+        <w:ind w:left="1440" w:hanging="360"/>
+      </w:pPr>
+    </w:lvl>
+    <w:lvl w:ilvl="2" w:tplc="4009001B" w:tentative="1">
+      <w:start w:val="1"/>
+      <w:numFmt w:val="lowerRoman"/>
+      <w:lvlText w:val="%3."/>
+      <w:lvlJc w:val="right"/>
+      <w:pPr>
+        <w:ind w:left="2160" w:hanging="180"/>
+      </w:pPr>
+    </w:lvl>
+    <w:lvl w:ilvl="3" w:tplc="4009000F" w:tentative="1">
+      <w:start w:val="1"/>
+      <w:numFmt w:val="decimal"/>
+      <w:lvlText w:val="%4."/>
+      <w:lvlJc w:val="left"/>
+      <w:pPr>
+        <w:ind w:left="2880" w:hanging="360"/>
+      </w:pPr>
+    </w:lvl>
+    <w:lvl w:ilvl="4" w:tplc="40090019" w:tentative="1">
+      <w:start w:val="1"/>
+      <w:numFmt w:val="lowerLetter"/>
+      <w:lvlText w:val="%5."/>
+      <w:lvlJc w:val="left"/>
+      <w:pPr>
+        <w:ind w:left="3600" w:hanging="360"/>
+      </w:pPr>
+    </w:lvl>
+    <w:lvl w:ilvl="5" w:tplc="4009001B" w:tentative="1">
+      <w:start w:val="1"/>
+      <w:numFmt w:val="lowerRoman"/>
+      <w:lvlText w:val="%6."/>
+      <w:lvlJc w:val="right"/>
+      <w:pPr>
+        <w:ind w:left="4320" w:hanging="180"/>
+      </w:pPr>
+    </w:lvl>
+    <w:lvl w:ilvl="6" w:tplc="4009000F" w:tentative="1">
+      <w:start w:val="1"/>
+      <w:numFmt w:val="decimal"/>
+      <w:lvlText w:val="%7."/>
+      <w:lvlJc w:val="left"/>
+      <w:pPr>
+        <w:ind w:left="5040" w:hanging="360"/>
+      </w:pPr>
+    </w:lvl>
+    <w:lvl w:ilvl="7" w:tplc="40090019" w:tentative="1">
+      <w:start w:val="1"/>
+      <w:numFmt w:val="lowerLetter"/>
+      <w:lvlText w:val="%8."/>
+      <w:lvlJc w:val="left"/>
+      <w:pPr>
+        <w:ind w:left="5760" w:hanging="360"/>
+      </w:pPr>
+    </w:lvl>
+    <w:lvl w:ilvl="8" w:tplc="4009001B" w:tentative="1">
+      <w:start w:val="1"/>
+      <w:numFmt w:val="lowerRoman"/>
+      <w:lvlText w:val="%9."/>
+      <w:lvlJc w:val="right"/>
+      <w:pPr>
+        <w:ind w:left="6480" w:hanging="180"/>
+      </w:pPr>
+    </w:lvl>
+  </w:abstractNum>
+  <w:abstractNum w:abstractNumId="6" w15:restartNumberingAfterBreak="0">
     <w:nsid w:val="4B622161"/>
     <w:multiLevelType w:val="hybridMultilevel"/>
     <w:tmpl w:val="05666FE0"/>
@@ -3314,7 +3953,7 @@
       </w:pPr>
     </w:lvl>
   </w:abstractNum>
-  <w:abstractNum w:abstractNumId="3" w15:restartNumberingAfterBreak="0">
+  <w:abstractNum w:abstractNumId="7" w15:restartNumberingAfterBreak="0">
     <w:nsid w:val="4E3042B3"/>
     <w:multiLevelType w:val="hybridMultilevel"/>
     <w:tmpl w:val="CB66BE36"/>
@@ -3403,7 +4042,7 @@
       </w:pPr>
     </w:lvl>
   </w:abstractNum>
-  <w:abstractNum w:abstractNumId="4" w15:restartNumberingAfterBreak="0">
+  <w:abstractNum w:abstractNumId="8" w15:restartNumberingAfterBreak="0">
     <w:nsid w:val="4E5726A3"/>
     <w:multiLevelType w:val="hybridMultilevel"/>
     <w:tmpl w:val="691A6B86"/>
@@ -3492,7 +4131,96 @@
       </w:pPr>
     </w:lvl>
   </w:abstractNum>
-  <w:abstractNum w:abstractNumId="5" w15:restartNumberingAfterBreak="0">
+  <w:abstractNum w:abstractNumId="9" w15:restartNumberingAfterBreak="0">
+    <w:nsid w:val="56CC268D"/>
+    <w:multiLevelType w:val="hybridMultilevel"/>
+    <w:tmpl w:val="CEFC3EAA"/>
+    <w:lvl w:ilvl="0" w:tplc="40090019">
+      <w:start w:val="1"/>
+      <w:numFmt w:val="lowerLetter"/>
+      <w:lvlText w:val="%1."/>
+      <w:lvlJc w:val="left"/>
+      <w:pPr>
+        <w:ind w:left="720" w:hanging="360"/>
+      </w:pPr>
+      <w:rPr>
+        <w:rFonts w:hint="default"/>
+      </w:rPr>
+    </w:lvl>
+    <w:lvl w:ilvl="1" w:tplc="40090019" w:tentative="1">
+      <w:start w:val="1"/>
+      <w:numFmt w:val="lowerLetter"/>
+      <w:lvlText w:val="%2."/>
+      <w:lvlJc w:val="left"/>
+      <w:pPr>
+        <w:ind w:left="1440" w:hanging="360"/>
+      </w:pPr>
+    </w:lvl>
+    <w:lvl w:ilvl="2" w:tplc="4009001B" w:tentative="1">
+      <w:start w:val="1"/>
+      <w:numFmt w:val="lowerRoman"/>
+      <w:lvlText w:val="%3."/>
+      <w:lvlJc w:val="right"/>
+      <w:pPr>
+        <w:ind w:left="2160" w:hanging="180"/>
+      </w:pPr>
+    </w:lvl>
+    <w:lvl w:ilvl="3" w:tplc="4009000F" w:tentative="1">
+      <w:start w:val="1"/>
+      <w:numFmt w:val="decimal"/>
+      <w:lvlText w:val="%4."/>
+      <w:lvlJc w:val="left"/>
+      <w:pPr>
+        <w:ind w:left="2880" w:hanging="360"/>
+      </w:pPr>
+    </w:lvl>
+    <w:lvl w:ilvl="4" w:tplc="40090019" w:tentative="1">
+      <w:start w:val="1"/>
+      <w:numFmt w:val="lowerLetter"/>
+      <w:lvlText w:val="%5."/>
+      <w:lvlJc w:val="left"/>
+      <w:pPr>
+        <w:ind w:left="3600" w:hanging="360"/>
+      </w:pPr>
+    </w:lvl>
+    <w:lvl w:ilvl="5" w:tplc="4009001B" w:tentative="1">
+      <w:start w:val="1"/>
+      <w:numFmt w:val="lowerRoman"/>
+      <w:lvlText w:val="%6."/>
+      <w:lvlJc w:val="right"/>
+      <w:pPr>
+        <w:ind w:left="4320" w:hanging="180"/>
+      </w:pPr>
+    </w:lvl>
+    <w:lvl w:ilvl="6" w:tplc="4009000F" w:tentative="1">
+      <w:start w:val="1"/>
+      <w:numFmt w:val="decimal"/>
+      <w:lvlText w:val="%7."/>
+      <w:lvlJc w:val="left"/>
+      <w:pPr>
+        <w:ind w:left="5040" w:hanging="360"/>
+      </w:pPr>
+    </w:lvl>
+    <w:lvl w:ilvl="7" w:tplc="40090019" w:tentative="1">
+      <w:start w:val="1"/>
+      <w:numFmt w:val="lowerLetter"/>
+      <w:lvlText w:val="%8."/>
+      <w:lvlJc w:val="left"/>
+      <w:pPr>
+        <w:ind w:left="5760" w:hanging="360"/>
+      </w:pPr>
+    </w:lvl>
+    <w:lvl w:ilvl="8" w:tplc="4009001B" w:tentative="1">
+      <w:start w:val="1"/>
+      <w:numFmt w:val="lowerRoman"/>
+      <w:lvlText w:val="%9."/>
+      <w:lvlJc w:val="right"/>
+      <w:pPr>
+        <w:ind w:left="6480" w:hanging="180"/>
+      </w:pPr>
+    </w:lvl>
+  </w:abstractNum>
+  <w:abstractNum w:abstractNumId="10" w15:restartNumberingAfterBreak="0">
     <w:nsid w:val="586E3DAE"/>
     <w:multiLevelType w:val="hybridMultilevel"/>
     <w:tmpl w:val="F488ACB0"/>
@@ -3581,23 +4309,130 @@
       </w:pPr>
     </w:lvl>
   </w:abstractNum>
+  <w:abstractNum w:abstractNumId="11" w15:restartNumberingAfterBreak="0">
+    <w:nsid w:val="695109BD"/>
+    <w:multiLevelType w:val="hybridMultilevel"/>
+    <w:tmpl w:val="4F3C046A"/>
+    <w:lvl w:ilvl="0" w:tplc="4009000F">
+      <w:start w:val="1"/>
+      <w:numFmt w:val="decimal"/>
+      <w:lvlText w:val="%1."/>
+      <w:lvlJc w:val="left"/>
+      <w:pPr>
+        <w:ind w:left="720" w:hanging="360"/>
+      </w:pPr>
+      <w:rPr>
+        <w:rFonts w:hint="default"/>
+      </w:rPr>
+    </w:lvl>
+    <w:lvl w:ilvl="1" w:tplc="40090019" w:tentative="1">
+      <w:start w:val="1"/>
+      <w:numFmt w:val="lowerLetter"/>
+      <w:lvlText w:val="%2."/>
+      <w:lvlJc w:val="left"/>
+      <w:pPr>
+        <w:ind w:left="1440" w:hanging="360"/>
+      </w:pPr>
+    </w:lvl>
+    <w:lvl w:ilvl="2" w:tplc="4009001B" w:tentative="1">
+      <w:start w:val="1"/>
+      <w:numFmt w:val="lowerRoman"/>
+      <w:lvlText w:val="%3."/>
+      <w:lvlJc w:val="right"/>
+      <w:pPr>
+        <w:ind w:left="2160" w:hanging="180"/>
+      </w:pPr>
+    </w:lvl>
+    <w:lvl w:ilvl="3" w:tplc="4009000F" w:tentative="1">
+      <w:start w:val="1"/>
+      <w:numFmt w:val="decimal"/>
+      <w:lvlText w:val="%4."/>
+      <w:lvlJc w:val="left"/>
+      <w:pPr>
+        <w:ind w:left="2880" w:hanging="360"/>
+      </w:pPr>
+    </w:lvl>
+    <w:lvl w:ilvl="4" w:tplc="40090019" w:tentative="1">
+      <w:start w:val="1"/>
+      <w:numFmt w:val="lowerLetter"/>
+      <w:lvlText w:val="%5."/>
+      <w:lvlJc w:val="left"/>
+      <w:pPr>
+        <w:ind w:left="3600" w:hanging="360"/>
+      </w:pPr>
+    </w:lvl>
+    <w:lvl w:ilvl="5" w:tplc="4009001B" w:tentative="1">
+      <w:start w:val="1"/>
+      <w:numFmt w:val="lowerRoman"/>
+      <w:lvlText w:val="%6."/>
+      <w:lvlJc w:val="right"/>
+      <w:pPr>
+        <w:ind w:left="4320" w:hanging="180"/>
+      </w:pPr>
+    </w:lvl>
+    <w:lvl w:ilvl="6" w:tplc="4009000F" w:tentative="1">
+      <w:start w:val="1"/>
+      <w:numFmt w:val="decimal"/>
+      <w:lvlText w:val="%7."/>
+      <w:lvlJc w:val="left"/>
+      <w:pPr>
+        <w:ind w:left="5040" w:hanging="360"/>
+      </w:pPr>
+    </w:lvl>
+    <w:lvl w:ilvl="7" w:tplc="40090019" w:tentative="1">
+      <w:start w:val="1"/>
+      <w:numFmt w:val="lowerLetter"/>
+      <w:lvlText w:val="%8."/>
+      <w:lvlJc w:val="left"/>
+      <w:pPr>
+        <w:ind w:left="5760" w:hanging="360"/>
+      </w:pPr>
+    </w:lvl>
+    <w:lvl w:ilvl="8" w:tplc="4009001B" w:tentative="1">
+      <w:start w:val="1"/>
+      <w:numFmt w:val="lowerRoman"/>
+      <w:lvlText w:val="%9."/>
+      <w:lvlJc w:val="right"/>
+      <w:pPr>
+        <w:ind w:left="6480" w:hanging="180"/>
+      </w:pPr>
+    </w:lvl>
+  </w:abstractNum>
   <w:num w:numId="1" w16cid:durableId="1196117315">
-    <w:abstractNumId w:val="1"/>
+    <w:abstractNumId w:val="4"/>
   </w:num>
   <w:num w:numId="2" w16cid:durableId="804271747">
     <w:abstractNumId w:val="0"/>
   </w:num>
   <w:num w:numId="3" w16cid:durableId="343282892">
+    <w:abstractNumId w:val="10"/>
+  </w:num>
+  <w:num w:numId="4" w16cid:durableId="395977062">
+    <w:abstractNumId w:val="6"/>
+  </w:num>
+  <w:num w:numId="5" w16cid:durableId="448014354">
+    <w:abstractNumId w:val="7"/>
+  </w:num>
+  <w:num w:numId="6" w16cid:durableId="277875466">
+    <w:abstractNumId w:val="8"/>
+  </w:num>
+  <w:num w:numId="7" w16cid:durableId="2072926134">
+    <w:abstractNumId w:val="3"/>
+  </w:num>
+  <w:num w:numId="8" w16cid:durableId="1149781602">
     <w:abstractNumId w:val="5"/>
   </w:num>
-  <w:num w:numId="4" w16cid:durableId="395977062">
+  <w:num w:numId="9" w16cid:durableId="1179194197">
+    <w:abstractNumId w:val="1"/>
+  </w:num>
+  <w:num w:numId="10" w16cid:durableId="728267821">
+    <w:abstractNumId w:val="11"/>
+  </w:num>
+  <w:num w:numId="11" w16cid:durableId="665868222">
+    <w:abstractNumId w:val="9"/>
+  </w:num>
+  <w:num w:numId="12" w16cid:durableId="642124909">
     <w:abstractNumId w:val="2"/>
-  </w:num>
-  <w:num w:numId="5" w16cid:durableId="448014354">
-    <w:abstractNumId w:val="3"/>
-  </w:num>
-  <w:num w:numId="6" w16cid:durableId="277875466">
-    <w:abstractNumId w:val="4"/>
   </w:num>
 </w:numbering>
 </file>
